--- a/lessons/6-5/downloads/6-5-notes-teacher.docx
+++ b/lessons/6-5/downloads/6-5-notes-teacher.docx
@@ -14,7 +14,7 @@
           <w:sz w:val="18"/>
           <w:szCs w:val="18"/>
         </w:rPr>
-        <w:t xml:space="preserve">UNIT 6  ·  LESSON 5      STANDARD 6.EE.3</w:t>
+        <w:t xml:space="preserve">UNIT 6  ·  LESSON 5      STANDARD 6.AT.7</w:t>
       </w:r>
     </w:p>
     <w:p>
@@ -2431,7 +2431,7 @@
           <w:sz w:val="21"/>
           <w:szCs w:val="21"/>
         </w:rPr>
-        <w:t xml:space="preserve">Start with:  I distribute the 5 to ___ and ___, so 5(2x + 4) = ___.</w:t>
+        <w:t xml:space="preserve">Start with:  When a problem felt tricky, I ___ so that ___.</w:t>
       </w:r>
       <w:r>
         <w:rPr>
@@ -2442,7 +2442,7 @@
           <w:szCs w:val="19"/>
         </w:rPr>
         <w:br/>
-        <w:t xml:space="preserve">Distribuyo el 5 a ___ y ___, así 5(2x + 4) = ___.</w:t>
+        <w:t xml:space="preserve">Cuando un problema fue difícil, yo ___ para que ___.</w:t>
       </w:r>
     </w:p>
     <w:p>
@@ -2527,6 +2527,32 @@
           <w:szCs w:val="19"/>
         </w:rPr>
         <w:t xml:space="preserve">Solve each problem. Show your thinking in the work box.</w:t>
+      </w:r>
+    </w:p>
+    <w:p>
+      <w:pPr>
+        <w:pStyle w:val="Heading2"/>
+        <w:spacing w:after="80" w:before="180"/>
+      </w:pPr>
+      <w:r>
+        <w:rPr>
+          <w:b/>
+          <w:bCs/>
+          <w:color w:val="12355B"/>
+          <w:sz w:val="24"/>
+          <w:szCs w:val="24"/>
+        </w:rPr>
+        <w:t xml:space="preserve">Level 1 Support</w:t>
+      </w:r>
+      <w:r>
+        <w:rPr>
+          <w:i/>
+          <w:iCs/>
+          <w:color w:val="1FA6A2"/>
+          <w:sz w:val="19"/>
+          <w:szCs w:val="19"/>
+        </w:rPr>
+        <w:t xml:space="preserve">   extra scaffolding</w:t>
       </w:r>
     </w:p>
     <w:p>
@@ -2791,266 +2817,6 @@
     </w:tbl>
     <w:p>
       <w:pPr>
-        <w:keepNext/>
-        <w:spacing w:after="60" w:before="160"/>
-      </w:pPr>
-      <w:r>
-        <w:rPr>
-          <w:b/>
-          <w:bCs/>
-          <w:color w:val="12355B"/>
-          <w:sz w:val="22"/>
-          <w:szCs w:val="22"/>
-        </w:rPr>
-        <w:t xml:space="preserve">3.  </w:t>
-      </w:r>
-      <w:r>
-        <w:rPr>
-          <w:b/>
-          <w:bCs/>
-          <w:sz w:val="21"/>
-          <w:szCs w:val="21"/>
-        </w:rPr>
-        <w:t xml:space="preserve">Light Cue 1: Expand 3(x + 4) for the stage-light controller.</w:t>
-      </w:r>
-    </w:p>
-    <w:p>
-      <w:pPr>
-        <w:spacing w:after="40"/>
-        <w:ind w:left="420"/>
-      </w:pPr>
-      <w:r>
-        <w:rPr>
-          <w:sz w:val="20"/>
-          <w:szCs w:val="20"/>
-        </w:rPr>
-        <w:t xml:space="preserve">A)  3x + 12</w:t>
-      </w:r>
-    </w:p>
-    <w:p>
-      <w:pPr>
-        <w:spacing w:after="40"/>
-        <w:ind w:left="420"/>
-      </w:pPr>
-      <w:r>
-        <w:rPr>
-          <w:sz w:val="20"/>
-          <w:szCs w:val="20"/>
-        </w:rPr>
-        <w:t xml:space="preserve">B)  3x + 4</w:t>
-      </w:r>
-    </w:p>
-    <w:p>
-      <w:pPr>
-        <w:spacing w:after="40"/>
-        <w:ind w:left="420"/>
-      </w:pPr>
-      <w:r>
-        <w:rPr>
-          <w:sz w:val="20"/>
-          <w:szCs w:val="20"/>
-        </w:rPr>
-        <w:t xml:space="preserve">C)  x + 12</w:t>
-      </w:r>
-    </w:p>
-    <w:p>
-      <w:pPr>
-        <w:spacing w:after="40"/>
-        <w:ind w:left="420"/>
-      </w:pPr>
-      <w:r>
-        <w:rPr>
-          <w:sz w:val="20"/>
-          <w:szCs w:val="20"/>
-        </w:rPr>
-        <w:t xml:space="preserve">D)  3x + 7</w:t>
-      </w:r>
-    </w:p>
-    <w:p>
-      <w:pPr>
-        <w:spacing w:after="20"/>
-      </w:pPr>
-      <w:r>
-        <w:t xml:space="preserve"/>
-      </w:r>
-    </w:p>
-    <w:tbl>
-      <w:tblPr>
-        <w:tblW w:type="pct" w:w="100%"/>
-        <w:tblBorders>
-          <w:top w:val="single" w:color="C7D2DD" w:sz="6"/>
-          <w:left w:val="single" w:color="C7D2DD" w:sz="6"/>
-          <w:bottom w:val="single" w:color="C7D2DD" w:sz="6"/>
-          <w:right w:val="single" w:color="C7D2DD" w:sz="6"/>
-          <w:insideH w:val="single" w:color="auto" w:sz="4"/>
-          <w:insideV w:val="single" w:color="auto" w:sz="4"/>
-        </w:tblBorders>
-      </w:tblPr>
-      <w:tblGrid>
-        <w:gridCol w:w="100"/>
-      </w:tblGrid>
-      <w:tr>
-        <w:tc>
-          <w:tcPr>
-            <w:shd w:fill="FBF3E2" w:color="auto" w:val="clear"/>
-            <w:tcMar>
-              <w:top w:type="dxa" w:w="60"/>
-              <w:left w:type="dxa" w:w="120"/>
-              <w:bottom w:type="dxa" w:w="60"/>
-              <w:right w:type="dxa" w:w="120"/>
-            </w:tcMar>
-          </w:tcPr>
-          <w:p>
-            <w:pPr>
-              <w:spacing w:after="0" w:line="320"/>
-            </w:pPr>
-            <w:r>
-              <w:t xml:space="preserve"/>
-            </w:r>
-          </w:p>
-          <w:p>
-            <w:pPr>
-              <w:spacing w:after="0" w:line="320"/>
-            </w:pPr>
-            <w:r>
-              <w:t xml:space="preserve"/>
-            </w:r>
-          </w:p>
-        </w:tc>
-      </w:tr>
-    </w:tbl>
-    <w:p>
-      <w:pPr>
-        <w:keepNext/>
-        <w:spacing w:after="60" w:before="160"/>
-      </w:pPr>
-      <w:r>
-        <w:rPr>
-          <w:b/>
-          <w:bCs/>
-          <w:color w:val="12355B"/>
-          <w:sz w:val="22"/>
-          <w:szCs w:val="22"/>
-        </w:rPr>
-        <w:t xml:space="preserve">4.  </w:t>
-      </w:r>
-      <w:r>
-        <w:rPr>
-          <w:b/>
-          <w:bCs/>
-          <w:sz w:val="21"/>
-          <w:szCs w:val="21"/>
-        </w:rPr>
-        <w:t xml:space="preserve">Light Cue 2: Expand 5(2 + n) to set two spotlight banks.</w:t>
-      </w:r>
-    </w:p>
-    <w:p>
-      <w:pPr>
-        <w:spacing w:after="40"/>
-        <w:ind w:left="420"/>
-      </w:pPr>
-      <w:r>
-        <w:rPr>
-          <w:sz w:val="20"/>
-          <w:szCs w:val="20"/>
-        </w:rPr>
-        <w:t xml:space="preserve">A)  10 + 5n</w:t>
-      </w:r>
-    </w:p>
-    <w:p>
-      <w:pPr>
-        <w:spacing w:after="40"/>
-        <w:ind w:left="420"/>
-      </w:pPr>
-      <w:r>
-        <w:rPr>
-          <w:sz w:val="20"/>
-          <w:szCs w:val="20"/>
-        </w:rPr>
-        <w:t xml:space="preserve">B)  10 + n</w:t>
-      </w:r>
-    </w:p>
-    <w:p>
-      <w:pPr>
-        <w:spacing w:after="40"/>
-        <w:ind w:left="420"/>
-      </w:pPr>
-      <w:r>
-        <w:rPr>
-          <w:sz w:val="20"/>
-          <w:szCs w:val="20"/>
-        </w:rPr>
-        <w:t xml:space="preserve">C)  7 + 5n</w:t>
-      </w:r>
-    </w:p>
-    <w:p>
-      <w:pPr>
-        <w:spacing w:after="40"/>
-        <w:ind w:left="420"/>
-      </w:pPr>
-      <w:r>
-        <w:rPr>
-          <w:sz w:val="20"/>
-          <w:szCs w:val="20"/>
-        </w:rPr>
-        <w:t xml:space="preserve">D)  10 + 5</w:t>
-      </w:r>
-    </w:p>
-    <w:p>
-      <w:pPr>
-        <w:spacing w:after="20"/>
-      </w:pPr>
-      <w:r>
-        <w:t xml:space="preserve"/>
-      </w:r>
-    </w:p>
-    <w:tbl>
-      <w:tblPr>
-        <w:tblW w:type="pct" w:w="100%"/>
-        <w:tblBorders>
-          <w:top w:val="single" w:color="C7D2DD" w:sz="6"/>
-          <w:left w:val="single" w:color="C7D2DD" w:sz="6"/>
-          <w:bottom w:val="single" w:color="C7D2DD" w:sz="6"/>
-          <w:right w:val="single" w:color="C7D2DD" w:sz="6"/>
-          <w:insideH w:val="single" w:color="auto" w:sz="4"/>
-          <w:insideV w:val="single" w:color="auto" w:sz="4"/>
-        </w:tblBorders>
-      </w:tblPr>
-      <w:tblGrid>
-        <w:gridCol w:w="100"/>
-      </w:tblGrid>
-      <w:tr>
-        <w:tc>
-          <w:tcPr>
-            <w:shd w:fill="FBF3E2" w:color="auto" w:val="clear"/>
-            <w:tcMar>
-              <w:top w:type="dxa" w:w="60"/>
-              <w:left w:type="dxa" w:w="120"/>
-              <w:bottom w:type="dxa" w:w="60"/>
-              <w:right w:type="dxa" w:w="120"/>
-            </w:tcMar>
-          </w:tcPr>
-          <w:p>
-            <w:pPr>
-              <w:spacing w:after="0" w:line="320"/>
-            </w:pPr>
-            <w:r>
-              <w:t xml:space="preserve"/>
-            </w:r>
-          </w:p>
-          <w:p>
-            <w:pPr>
-              <w:spacing w:after="0" w:line="320"/>
-            </w:pPr>
-            <w:r>
-              <w:t xml:space="preserve"/>
-            </w:r>
-          </w:p>
-        </w:tc>
-      </w:tr>
-    </w:tbl>
-    <w:p>
-      <w:pPr>
         <w:pStyle w:val="Heading1"/>
         <w:pageBreakBefore/>
         <w:pBdr>
@@ -3419,23 +3185,17 @@
     </w:p>
     <w:p>
       <w:pPr>
-        <w:spacing w:after="80"/>
-      </w:pPr>
-      <w:r>
-        <w:rPr>
-          <w:b/>
-          <w:bCs/>
-          <w:sz w:val="21"/>
-          <w:szCs w:val="21"/>
-        </w:rPr>
-        <w:t xml:space="preserve">1.  </w:t>
-      </w:r>
-      <w:r>
-        <w:rPr>
-          <w:sz w:val="21"/>
-          <w:szCs w:val="21"/>
-        </w:rPr>
-        <w:t xml:space="preserve">A)  3x + 12</w:t>
+        <w:spacing w:after="100"/>
+      </w:pPr>
+      <w:r>
+        <w:rPr>
+          <w:b/>
+          <w:bCs/>
+          <w:color w:val="B97A12"/>
+          <w:sz w:val="20"/>
+          <w:szCs w:val="20"/>
+        </w:rPr>
+        <w:t xml:space="preserve">Watch for this mistake:  </w:t>
       </w:r>
       <w:r>
         <w:rPr>
@@ -3445,7 +3205,23 @@
           <w:sz w:val="19"/>
           <w:szCs w:val="19"/>
         </w:rPr>
-        <w:t xml:space="preserve">  — 3(x + 4) = 3 × x + 3 × 4 = 3x + 12.</w:t>
+        <w:t xml:space="preserve">The most common mistake in The Distributive Property is multiplying the outside factor by only the FIRST term inside the parentheses and forgetting the second — for example, writing 3(x + 4) = 3x + 4 instead of 3x + 12. Before you submit, check: did the outside number reach BOTH terms inside the parentheses?</w:t>
+      </w:r>
+    </w:p>
+    <w:p>
+      <w:pPr>
+        <w:pStyle w:val="Heading2"/>
+        <w:spacing w:after="80" w:before="180"/>
+      </w:pPr>
+      <w:r>
+        <w:rPr>
+          <w:b/>
+          <w:bCs/>
+          <w:color w:val="12355B"/>
+          <w:sz w:val="24"/>
+          <w:szCs w:val="24"/>
+        </w:rPr>
+        <w:t xml:space="preserve">Level 1 Support</w:t>
       </w:r>
     </w:p>
     <w:p>
@@ -3459,14 +3235,14 @@
           <w:sz w:val="21"/>
           <w:szCs w:val="21"/>
         </w:rPr>
-        <w:t xml:space="preserve">2.  </w:t>
-      </w:r>
-      <w:r>
-        <w:rPr>
-          <w:sz w:val="21"/>
-          <w:szCs w:val="21"/>
-        </w:rPr>
-        <w:t xml:space="preserve">A)  Both b and c</w:t>
+        <w:t xml:space="preserve">1.  </w:t>
+      </w:r>
+      <w:r>
+        <w:rPr>
+          <w:sz w:val="21"/>
+          <w:szCs w:val="21"/>
+        </w:rPr>
+        <w:t xml:space="preserve">A)  3x + 12</w:t>
       </w:r>
       <w:r>
         <w:rPr>
@@ -3476,7 +3252,7 @@
           <w:sz w:val="19"/>
           <w:szCs w:val="19"/>
         </w:rPr>
-        <w:t xml:space="preserve">  — The distributive property says a(b + c) = ab + ac. You multiply the outside factor by EACH term inside the parentheses.</w:t>
+        <w:t xml:space="preserve">  — 3(x + 4) = 3 × x + 3 × 4 = 3x + 12.</w:t>
       </w:r>
     </w:p>
     <w:p>
@@ -3490,14 +3266,14 @@
           <w:sz w:val="21"/>
           <w:szCs w:val="21"/>
         </w:rPr>
-        <w:t xml:space="preserve">3.  </w:t>
-      </w:r>
-      <w:r>
-        <w:rPr>
-          <w:sz w:val="21"/>
-          <w:szCs w:val="21"/>
-        </w:rPr>
-        <w:t xml:space="preserve">A)  3x + 12</w:t>
+        <w:t xml:space="preserve">2.  </w:t>
+      </w:r>
+      <w:r>
+        <w:rPr>
+          <w:sz w:val="21"/>
+          <w:szCs w:val="21"/>
+        </w:rPr>
+        <w:t xml:space="preserve">A)  Both b and c</w:t>
       </w:r>
       <w:r>
         <w:rPr>
@@ -3507,7 +3283,23 @@
           <w:sz w:val="19"/>
           <w:szCs w:val="19"/>
         </w:rPr>
-        <w:t xml:space="preserve">  — Distribute the 3 to each term: 3 × x + 3 × 4 = 3x + 12.</w:t>
+        <w:t xml:space="preserve">  — The distributive property says a(b + c) = ab + ac. You multiply the outside factor by EACH term inside the parentheses.</w:t>
+      </w:r>
+    </w:p>
+    <w:p>
+      <w:pPr>
+        <w:pStyle w:val="Heading2"/>
+        <w:spacing w:after="80" w:before="180"/>
+      </w:pPr>
+      <w:r>
+        <w:rPr>
+          <w:b/>
+          <w:bCs/>
+          <w:color w:val="12355B"/>
+          <w:sz w:val="24"/>
+          <w:szCs w:val="24"/>
+        </w:rPr>
+        <w:t xml:space="preserve">Exit Ticket</w:t>
       </w:r>
     </w:p>
     <w:p>
@@ -3516,19 +3308,10 @@
       </w:pPr>
       <w:r>
         <w:rPr>
-          <w:b/>
-          <w:bCs/>
-          <w:sz w:val="21"/>
-          <w:szCs w:val="21"/>
-        </w:rPr>
-        <w:t xml:space="preserve">4.  </w:t>
-      </w:r>
-      <w:r>
-        <w:rPr>
-          <w:sz w:val="21"/>
-          <w:szCs w:val="21"/>
-        </w:rPr>
-        <w:t xml:space="preserve">A)  10 + 5n</w:t>
+          <w:sz w:val="21"/>
+          <w:szCs w:val="21"/>
+        </w:rPr>
+        <w:t xml:space="preserve">A)  7x + 21</w:t>
       </w:r>
       <w:r>
         <w:rPr>
@@ -3538,45 +3321,7 @@
           <w:sz w:val="19"/>
           <w:szCs w:val="19"/>
         </w:rPr>
-        <w:t xml:space="preserve">  — Distribute the 5 to each term: 5 × 2 + 5 × n = 10 + 5n.</w:t>
-      </w:r>
-    </w:p>
-    <w:p>
-      <w:pPr>
-        <w:pStyle w:val="Heading2"/>
-        <w:spacing w:after="80" w:before="180"/>
-      </w:pPr>
-      <w:r>
-        <w:rPr>
-          <w:b/>
-          <w:bCs/>
-          <w:color w:val="12355B"/>
-          <w:sz w:val="24"/>
-          <w:szCs w:val="24"/>
-        </w:rPr>
-        <w:t xml:space="preserve">Exit Ticket</w:t>
-      </w:r>
-    </w:p>
-    <w:p>
-      <w:pPr>
-        <w:spacing w:after="80"/>
-      </w:pPr>
-      <w:r>
-        <w:rPr>
-          <w:sz w:val="21"/>
-          <w:szCs w:val="21"/>
-        </w:rPr>
-        <w:t xml:space="preserve">A)  7x + 21</w:t>
-      </w:r>
-      <w:r>
-        <w:rPr>
-          <w:i/>
-          <w:iCs/>
-          <w:color w:val="5F6F80"/>
-          <w:sz w:val="19"/>
-          <w:szCs w:val="19"/>
-        </w:rPr>
-        <w:t xml:space="preserve">  — 7(x + 3) = 7 × x + 7 × 3 = 7x + 21.</w:t>
+        <w:t xml:space="preserve">  — 7(x + 3) = 7 × x + 7 × 3 = 7x + 21. The 7 must multiply BOTH terms — multiplying only the x gives 7x + 3, multiplying only the 3 gives x + 21, and adding 7 + 3 instead of multiplying gives 7x + 10.</w:t>
       </w:r>
     </w:p>
     <w:sectPr>

--- a/lessons/6-5/downloads/6-5-notes-teacher.docx
+++ b/lessons/6-5/downloads/6-5-notes-teacher.docx
@@ -1423,7 +1423,22 @@
           <w:sz w:val="30"/>
           <w:szCs w:val="30"/>
         </w:rPr>
-        <w:t xml:space="preserve">Worked Example</w:t>
+        <w:t xml:space="preserve">Write About the Math</w:t>
+      </w:r>
+    </w:p>
+    <w:p>
+      <w:pPr>
+        <w:spacing w:after="100"/>
+      </w:pPr>
+      <w:r>
+        <w:rPr>
+          <w:i/>
+          <w:iCs/>
+          <w:color w:val="5F6F80"/>
+          <w:sz w:val="19"/>
+          <w:szCs w:val="19"/>
+        </w:rPr>
+        <w:t xml:space="preserve">Use the support level you need. Every level answers the same math question.</w:t>
       </w:r>
     </w:p>
     <w:p>
@@ -1439,17 +1454,17 @@
           <w:sz w:val="24"/>
           <w:szCs w:val="24"/>
         </w:rPr>
-        <w:t xml:space="preserve">Watch &amp; Read</w:t>
+        <w:t xml:space="preserve">1. Understand the Question</w:t>
       </w:r>
       <w:r>
         <w:rPr>
           <w:i/>
           <w:iCs/>
-          <w:color w:val="1FA6A2"/>
+          <w:color w:val="B97A12"/>
           <w:sz w:val="19"/>
           <w:szCs w:val="19"/>
         </w:rPr>
-        <w:t xml:space="preserve">   I Do — follow along with your teacher</w:t>
+        <w:t xml:space="preserve">   explain</w:t>
       </w:r>
     </w:p>
     <w:tbl>
@@ -1484,25 +1499,44 @@
             </w:pPr>
             <w:r>
               <w:rPr>
+                <w:color w:val="1A2733"/>
+                <w:sz w:val="21"/>
+                <w:szCs w:val="21"/>
+              </w:rPr>
+              <w:t xml:space="preserve">When you expand 5(2x + 4), why must the 5 multiply BOTH terms inside the parentheses?</w:t>
+            </w:r>
+          </w:p>
+          <w:p>
+            <w:pPr>
+              <w:spacing w:after="0"/>
+            </w:pPr>
+            <w:r>
+              <w:rPr>
                 <w:b/>
                 <w:bCs/>
                 <w:color w:val="12355B"/>
-                <w:sz w:val="22"/>
-                <w:szCs w:val="22"/>
-              </w:rPr>
-              <w:t xml:space="preserve">Ticket Pricing</w:t>
-            </w:r>
-          </w:p>
-          <w:p>
-            <w:pPr>
-              <w:spacing w:after="0"/>
-            </w:pPr>
-            <w:r>
-              <w:rPr>
-                <w:sz w:val="21"/>
-                <w:szCs w:val="21"/>
-              </w:rPr>
-              <w:t xml:space="preserve">You're selling concert bundles at the music studio. Each bundle includes a ticket ($15) and a snack ($5). If 3 people each buy a bundle, you can calculate the total as 3(15 + 5) OR as 3 × 15 + 3 × 5. Either way, the total is the same — $60! This is the distributive property.</w:t>
+                <w:sz w:val="20"/>
+                <w:szCs w:val="20"/>
+              </w:rPr>
+              <w:t xml:space="preserve">Your job:  </w:t>
+            </w:r>
+            <w:r>
+              <w:rPr>
+                <w:sz w:val="20"/>
+                <w:szCs w:val="20"/>
+              </w:rPr>
+              <w:t xml:space="preserve">Answer the question. Use math evidence. Explain how the evidence proves your answer.</w:t>
+            </w:r>
+            <w:r>
+              <w:rPr>
+                <w:i/>
+                <w:iCs/>
+                <w:color w:val="5F6F80"/>
+                <w:sz w:val="18"/>
+                <w:szCs w:val="18"/>
+              </w:rPr>
+              <w:br/>
+              <w:t xml:space="preserve">Responde la pregunta. Usa evidencia matemática. Explica cómo la evidencia demuestra tu respuesta.</w:t>
             </w:r>
           </w:p>
         </w:tc>
@@ -1510,94 +1544,6 @@
     </w:tbl>
     <w:p>
       <w:pPr>
-        <w:spacing w:after="80"/>
-      </w:pPr>
-      <w:r>
-        <w:t xml:space="preserve"/>
-      </w:r>
-    </w:p>
-    <w:p>
-      <w:pPr>
-        <w:spacing w:after="50" w:before="60"/>
-      </w:pPr>
-      <w:r>
-        <w:rPr>
-          <w:b/>
-          <w:bCs/>
-          <w:color w:val="12355B"/>
-          <w:sz w:val="21"/>
-          <w:szCs w:val="21"/>
-        </w:rPr>
-        <w:t xml:space="preserve">Think about:</w:t>
-      </w:r>
-    </w:p>
-    <w:p>
-      <w:pPr>
-        <w:spacing w:after="40"/>
-        <w:ind w:left="300"/>
-      </w:pPr>
-      <w:r>
-        <w:rPr>
-          <w:sz w:val="20"/>
-          <w:szCs w:val="20"/>
-        </w:rPr>
-        <w:t xml:space="preserve">•  Why do both methods give the same total?</w:t>
-      </w:r>
-    </w:p>
-    <w:p>
-      <w:pPr>
-        <w:spacing w:after="40"/>
-        <w:ind w:left="300"/>
-      </w:pPr>
-      <w:r>
-        <w:rPr>
-          <w:sz w:val="20"/>
-          <w:szCs w:val="20"/>
-        </w:rPr>
-        <w:t xml:space="preserve">•  What does the 3 represent in 3(15 + 5)?</w:t>
-      </w:r>
-    </w:p>
-    <w:p>
-      <w:pPr>
-        <w:spacing w:after="40"/>
-        <w:ind w:left="300"/>
-      </w:pPr>
-      <w:r>
-        <w:rPr>
-          <w:sz w:val="20"/>
-          <w:szCs w:val="20"/>
-        </w:rPr>
-        <w:t xml:space="preserve">•  How is 3(15 + 5) related to 3 × 15 + 3 × 5?</w:t>
-      </w:r>
-    </w:p>
-    <w:p>
-      <w:pPr>
-        <w:spacing w:after="40"/>
-        <w:ind w:left="300"/>
-      </w:pPr>
-      <w:r>
-        <w:rPr>
-          <w:sz w:val="20"/>
-          <w:szCs w:val="20"/>
-        </w:rPr>
-        <w:t xml:space="preserve">•  What if 10 people bought bundles — which way would be faster to calculate?</w:t>
-      </w:r>
-    </w:p>
-    <w:p>
-      <w:pPr>
-        <w:spacing w:after="40"/>
-        <w:ind w:left="300"/>
-      </w:pPr>
-      <w:r>
-        <w:rPr>
-          <w:sz w:val="20"/>
-          <w:szCs w:val="20"/>
-        </w:rPr>
-        <w:t xml:space="preserve">•  Does this work with subtraction too, like 4(20 − 3)?</w:t>
-      </w:r>
-    </w:p>
-    <w:p>
-      <w:pPr>
         <w:pStyle w:val="Heading2"/>
         <w:spacing w:after="80" w:before="180"/>
       </w:pPr>
@@ -1609,7 +1555,7 @@
           <w:sz w:val="24"/>
           <w:szCs w:val="24"/>
         </w:rPr>
-        <w:t xml:space="preserve">Solved Example</w:t>
+        <w:t xml:space="preserve">2. Plan Your Math Words</w:t>
       </w:r>
       <w:r>
         <w:rPr>
@@ -1619,150 +1565,299 @@
           <w:sz w:val="19"/>
           <w:szCs w:val="19"/>
         </w:rPr>
-        <w:t xml:space="preserve">   I Do — watch each step</w:t>
-      </w:r>
-    </w:p>
-    <w:p>
-      <w:pPr>
-        <w:keepNext/>
-        <w:spacing w:after="40"/>
-      </w:pPr>
-      <w:r>
-        <w:rPr>
-          <w:b/>
-          <w:bCs/>
-          <w:color w:val="12355B"/>
-          <w:sz w:val="21"/>
-          <w:szCs w:val="21"/>
-        </w:rPr>
-        <w:t xml:space="preserve">Problem:  </w:t>
-      </w:r>
-      <w:r>
-        <w:rPr>
-          <w:sz w:val="21"/>
-          <w:szCs w:val="21"/>
-        </w:rPr>
-        <w:t xml:space="preserve">Expand 6(n + 3) using the distributive property.</w:t>
-      </w:r>
-    </w:p>
-    <w:p>
-      <w:pPr>
-        <w:spacing w:after="30"/>
-        <w:ind w:left="420"/>
-      </w:pPr>
-      <w:r>
-        <w:rPr>
+        <w:t xml:space="preserve">   check at least two</w:t>
+      </w:r>
+    </w:p>
+    <w:p>
+      <w:pPr>
+        <w:spacing w:after="60"/>
+      </w:pPr>
+      <w:r>
+        <w:rPr>
+          <w:b/>
+          <w:bCs/>
+          <w:color w:val="1FA6A2"/>
+          <w:sz w:val="22"/>
+          <w:szCs w:val="22"/>
+        </w:rPr>
+        <w:t xml:space="preserve">☐  </w:t>
+      </w:r>
+      <w:r>
+        <w:rPr>
+          <w:b/>
+          <w:bCs/>
+          <w:color w:val="12355B"/>
           <w:sz w:val="20"/>
           <w:szCs w:val="20"/>
         </w:rPr>
-        <w:t xml:space="preserve">A)  6n + 18</w:t>
-      </w:r>
-    </w:p>
-    <w:p>
-      <w:pPr>
-        <w:spacing w:after="30"/>
-        <w:ind w:left="420"/>
-      </w:pPr>
+        <w:t xml:space="preserve">Distributive Property — </w:t>
+      </w:r>
       <w:r>
         <w:rPr>
           <w:sz w:val="20"/>
           <w:szCs w:val="20"/>
         </w:rPr>
-        <w:t xml:space="preserve">B)  6n + 3</w:t>
-      </w:r>
-    </w:p>
-    <w:p>
-      <w:pPr>
-        <w:spacing w:after="30"/>
-        <w:ind w:left="420"/>
-      </w:pPr>
-      <w:r>
-        <w:rPr>
+        <w:t xml:space="preserve">Multiplying a number by everything inside the parentheses: a(b + c) = ab + ac.</w:t>
+      </w:r>
+      <w:r>
+        <w:rPr>
+          <w:i/>
+          <w:iCs/>
+          <w:color w:val="5F6F80"/>
+          <w:sz w:val="18"/>
+          <w:szCs w:val="18"/>
+        </w:rPr>
+        <w:br/>
+        <w:t xml:space="preserve">Propiedad distributiva — Multiplicar un número por todo lo que está dentro del paréntesis: a(b + c) = ab + ac.</w:t>
+      </w:r>
+    </w:p>
+    <w:p>
+      <w:pPr>
+        <w:spacing w:after="60"/>
+      </w:pPr>
+      <w:r>
+        <w:rPr>
+          <w:b/>
+          <w:bCs/>
+          <w:color w:val="1FA6A2"/>
+          <w:sz w:val="22"/>
+          <w:szCs w:val="22"/>
+        </w:rPr>
+        <w:t xml:space="preserve">☐  </w:t>
+      </w:r>
+      <w:r>
+        <w:rPr>
+          <w:b/>
+          <w:bCs/>
+          <w:color w:val="12355B"/>
           <w:sz w:val="20"/>
           <w:szCs w:val="20"/>
         </w:rPr>
-        <w:t xml:space="preserve">C)  n + 18</w:t>
-      </w:r>
-    </w:p>
-    <w:p>
-      <w:pPr>
-        <w:spacing w:after="30"/>
-        <w:ind w:left="420"/>
-      </w:pPr>
+        <w:t xml:space="preserve">Factor — </w:t>
+      </w:r>
       <w:r>
         <w:rPr>
           <w:sz w:val="20"/>
           <w:szCs w:val="20"/>
         </w:rPr>
-        <w:t xml:space="preserve">D)  6n + 9</w:t>
-      </w:r>
-    </w:p>
-    <w:p>
-      <w:pPr>
-        <w:spacing w:after="20" w:before="50"/>
+        <w:t xml:space="preserve">A number that gets multiplied by another number.</w:t>
+      </w:r>
+      <w:r>
+        <w:rPr>
+          <w:i/>
+          <w:iCs/>
+          <w:color w:val="5F6F80"/>
+          <w:sz w:val="18"/>
+          <w:szCs w:val="18"/>
+        </w:rPr>
+        <w:br/>
+        <w:t xml:space="preserve">Factor — Un número que se multiplica por otro número.</w:t>
+      </w:r>
+    </w:p>
+    <w:p>
+      <w:pPr>
+        <w:spacing w:after="60"/>
       </w:pPr>
       <w:r>
         <w:rPr>
           <w:b/>
           <w:bCs/>
           <w:color w:val="1FA6A2"/>
-          <w:sz w:val="21"/>
-          <w:szCs w:val="21"/>
-        </w:rPr>
-        <w:t xml:space="preserve">Step 1:  </w:t>
-      </w:r>
-      <w:r>
-        <w:rPr>
-          <w:sz w:val="21"/>
-          <w:szCs w:val="21"/>
-        </w:rPr>
-        <w:t xml:space="preserve">6(n + 3) = 6 × n + 6 × 3 = 6n + 18.</w:t>
-      </w:r>
-    </w:p>
-    <w:p>
-      <w:pPr>
-        <w:spacing w:after="40" w:before="60"/>
-      </w:pPr>
-      <w:r>
-        <w:rPr>
-          <w:b/>
-          <w:bCs/>
-          <w:color w:val="12355B"/>
-          <w:sz w:val="21"/>
-          <w:szCs w:val="21"/>
-        </w:rPr>
-        <w:t xml:space="preserve">Answer:  </w:t>
-      </w:r>
-      <w:r>
-        <w:rPr>
-          <w:b/>
-          <w:bCs/>
-          <w:sz w:val="21"/>
-          <w:szCs w:val="21"/>
-        </w:rPr>
-        <w:t xml:space="preserve">A. 6n + 18</w:t>
-      </w:r>
-    </w:p>
-    <w:p>
-      <w:pPr>
-        <w:pStyle w:val="Heading1"/>
-        <w:pageBreakBefore/>
-        <w:pBdr>
-          <w:bottom w:val="single" w:color="1FA6A2" w:sz="14" w:space="6"/>
-        </w:pBdr>
-        <w:spacing w:after="140" w:before="0"/>
-      </w:pPr>
-      <w:r>
-        <w:rPr>
-          <w:b/>
-          <w:bCs/>
-          <w:color w:val="12355B"/>
-          <w:sz w:val="30"/>
-          <w:szCs w:val="30"/>
-        </w:rPr>
-        <w:t xml:space="preserve">Guided Practice</w:t>
-      </w:r>
-    </w:p>
+          <w:sz w:val="22"/>
+          <w:szCs w:val="22"/>
+        </w:rPr>
+        <w:t xml:space="preserve">☐  </w:t>
+      </w:r>
+      <w:r>
+        <w:rPr>
+          <w:b/>
+          <w:bCs/>
+          <w:color w:val="12355B"/>
+          <w:sz w:val="20"/>
+          <w:szCs w:val="20"/>
+        </w:rPr>
+        <w:t xml:space="preserve">Expand — </w:t>
+      </w:r>
+      <w:r>
+        <w:rPr>
+          <w:sz w:val="20"/>
+          <w:szCs w:val="20"/>
+        </w:rPr>
+        <w:t xml:space="preserve">To multiply out the parentheses in an expression.</w:t>
+      </w:r>
+      <w:r>
+        <w:rPr>
+          <w:i/>
+          <w:iCs/>
+          <w:color w:val="5F6F80"/>
+          <w:sz w:val="18"/>
+          <w:szCs w:val="18"/>
+        </w:rPr>
+        <w:br/>
+        <w:t xml:space="preserve">Desarrollar — Multiplicar lo que está dentro del paréntesis en una expresión.</w:t>
+      </w:r>
+    </w:p>
+    <w:p>
+      <w:pPr>
+        <w:spacing w:after="60"/>
+      </w:pPr>
+      <w:r>
+        <w:rPr>
+          <w:b/>
+          <w:bCs/>
+          <w:color w:val="1FA6A2"/>
+          <w:sz w:val="22"/>
+          <w:szCs w:val="22"/>
+        </w:rPr>
+        <w:t xml:space="preserve">☐  </w:t>
+      </w:r>
+      <w:r>
+        <w:rPr>
+          <w:b/>
+          <w:bCs/>
+          <w:color w:val="12355B"/>
+          <w:sz w:val="20"/>
+          <w:szCs w:val="20"/>
+        </w:rPr>
+        <w:t xml:space="preserve">Equivalent — </w:t>
+      </w:r>
+      <w:r>
+        <w:rPr>
+          <w:sz w:val="20"/>
+          <w:szCs w:val="20"/>
+        </w:rPr>
+        <w:t xml:space="preserve">Expressions that always have the same value.</w:t>
+      </w:r>
+      <w:r>
+        <w:rPr>
+          <w:i/>
+          <w:iCs/>
+          <w:color w:val="5F6F80"/>
+          <w:sz w:val="18"/>
+          <w:szCs w:val="18"/>
+        </w:rPr>
+        <w:br/>
+        <w:t xml:space="preserve">Equivalente — Expresiones que siempre tienen el mismo valor.</w:t>
+      </w:r>
+    </w:p>
+    <w:p>
+      <w:pPr>
+        <w:spacing w:after="60"/>
+      </w:pPr>
+      <w:r>
+        <w:rPr>
+          <w:b/>
+          <w:bCs/>
+          <w:color w:val="1FA6A2"/>
+          <w:sz w:val="22"/>
+          <w:szCs w:val="22"/>
+        </w:rPr>
+        <w:t xml:space="preserve">☐  </w:t>
+      </w:r>
+      <w:r>
+        <w:rPr>
+          <w:b/>
+          <w:bCs/>
+          <w:color w:val="12355B"/>
+          <w:sz w:val="20"/>
+          <w:szCs w:val="20"/>
+        </w:rPr>
+        <w:t xml:space="preserve">Coefficient — </w:t>
+      </w:r>
+      <w:r>
+        <w:rPr>
+          <w:sz w:val="20"/>
+          <w:szCs w:val="20"/>
+        </w:rPr>
+        <w:t xml:space="preserve">The number in front of a letter, like the 3 in 3x.</w:t>
+      </w:r>
+      <w:r>
+        <w:rPr>
+          <w:i/>
+          <w:iCs/>
+          <w:color w:val="5F6F80"/>
+          <w:sz w:val="18"/>
+          <w:szCs w:val="18"/>
+        </w:rPr>
+        <w:br/>
+        <w:t xml:space="preserve">Coeficiente — El número frente a una letra, como el 3 en 3x.</w:t>
+      </w:r>
+    </w:p>
+    <w:tbl>
+      <w:tblPr>
+        <w:tblW w:type="pct" w:w="100%"/>
+        <w:tblBorders>
+          <w:top w:val="single" w:color="1FA6A2" w:sz="8"/>
+          <w:left w:val="single" w:color="1FA6A2" w:sz="8"/>
+          <w:bottom w:val="single" w:color="1FA6A2" w:sz="8"/>
+          <w:right w:val="single" w:color="1FA6A2" w:sz="8"/>
+          <w:insideH w:val="single" w:color="auto" w:sz="4"/>
+          <w:insideV w:val="single" w:color="auto" w:sz="4"/>
+        </w:tblBorders>
+      </w:tblPr>
+      <w:tblGrid>
+        <w:gridCol w:w="100"/>
+      </w:tblGrid>
+      <w:tr>
+        <w:tc>
+          <w:tcPr>
+            <w:shd w:fill="F7FFFD" w:color="auto" w:val="clear"/>
+            <w:tcMar>
+              <w:top w:type="dxa" w:w="120"/>
+              <w:left w:type="dxa" w:w="180"/>
+              <w:bottom w:type="dxa" w:w="120"/>
+              <w:right w:type="dxa" w:w="180"/>
+            </w:tcMar>
+          </w:tcPr>
+          <w:p>
+            <w:pPr>
+              <w:spacing w:after="50"/>
+            </w:pPr>
+            <w:r>
+              <w:rPr>
+                <w:b/>
+                <w:bCs/>
+                <w:color w:val="1FA6A2"/>
+                <w:sz w:val="20"/>
+                <w:szCs w:val="20"/>
+              </w:rPr>
+              <w:t xml:space="preserve">Say it first:  </w:t>
+            </w:r>
+            <w:r>
+              <w:rPr>
+                <w:sz w:val="20"/>
+                <w:szCs w:val="20"/>
+              </w:rPr>
+              <w:t xml:space="preserve">Say your idea to a partner or quietly to yourself before you write.</w:t>
+            </w:r>
+          </w:p>
+          <w:p>
+            <w:pPr>
+              <w:spacing w:after="60"/>
+            </w:pPr>
+            <w:r>
+              <w:rPr>
+                <w:color w:val="1A2733"/>
+                <w:sz w:val="21"/>
+                <w:szCs w:val="21"/>
+              </w:rPr>
+              <w:t xml:space="preserve">I distribute the 5 to ___ and ___, so 5(2x + 4) = ___.</w:t>
+            </w:r>
+            <w:r>
+              <w:rPr>
+                <w:i/>
+                <w:iCs/>
+                <w:color w:val="5F6F80"/>
+                <w:sz w:val="19"/>
+                <w:szCs w:val="19"/>
+              </w:rPr>
+              <w:br/>
+              <w:t xml:space="preserve">Distribuyo el 5 a ___ y ___, así 5(2x + 4) = ___.</w:t>
+            </w:r>
+          </w:p>
+        </w:tc>
+      </w:tr>
+    </w:tbl>
     <w:p>
       <w:pPr>
         <w:pStyle w:val="Heading2"/>
@@ -1776,181 +1871,17 @@
           <w:sz w:val="24"/>
           <w:szCs w:val="24"/>
         </w:rPr>
-        <w:t xml:space="preserve">Solve Together</w:t>
+        <w:t xml:space="preserve">3. Build Your Explanation</w:t>
       </w:r>
       <w:r>
         <w:rPr>
           <w:i/>
           <w:iCs/>
-          <w:color w:val="6B4FA0"/>
+          <w:color w:val="B97A12"/>
           <w:sz w:val="19"/>
           <w:szCs w:val="19"/>
         </w:rPr>
-        <w:t xml:space="preserve">   We Do — work with your class</w:t>
-      </w:r>
-    </w:p>
-    <w:p>
-      <w:pPr>
-        <w:keepNext/>
-        <w:spacing w:after="40" w:before="40"/>
-      </w:pPr>
-      <w:r>
-        <w:rPr>
-          <w:b/>
-          <w:bCs/>
-          <w:color w:val="12355B"/>
-          <w:sz w:val="21"/>
-          <w:szCs w:val="21"/>
-        </w:rPr>
-        <w:t xml:space="preserve">Problem:  </w:t>
-      </w:r>
-      <w:r>
-        <w:rPr>
-          <w:sz w:val="21"/>
-          <w:szCs w:val="21"/>
-        </w:rPr>
-        <w:t xml:space="preserve">Expand 4(5 − 2) using the distributive property.</w:t>
-      </w:r>
-    </w:p>
-    <w:p>
-      <w:pPr>
-        <w:spacing w:after="30"/>
-        <w:ind w:left="420"/>
-      </w:pPr>
-      <w:r>
-        <w:rPr>
-          <w:sz w:val="20"/>
-          <w:szCs w:val="20"/>
-        </w:rPr>
-        <w:t xml:space="preserve">A)  12</w:t>
-      </w:r>
-    </w:p>
-    <w:p>
-      <w:pPr>
-        <w:spacing w:after="30"/>
-        <w:ind w:left="420"/>
-      </w:pPr>
-      <w:r>
-        <w:rPr>
-          <w:sz w:val="20"/>
-          <w:szCs w:val="20"/>
-        </w:rPr>
-        <w:t xml:space="preserve">B)  20 − 2</w:t>
-      </w:r>
-    </w:p>
-    <w:p>
-      <w:pPr>
-        <w:spacing w:after="30"/>
-        <w:ind w:left="420"/>
-      </w:pPr>
-      <w:r>
-        <w:rPr>
-          <w:sz w:val="20"/>
-          <w:szCs w:val="20"/>
-        </w:rPr>
-        <w:t xml:space="preserve">C)  9</w:t>
-      </w:r>
-    </w:p>
-    <w:p>
-      <w:pPr>
-        <w:spacing w:after="30"/>
-        <w:ind w:left="420"/>
-      </w:pPr>
-      <w:r>
-        <w:rPr>
-          <w:sz w:val="20"/>
-          <w:szCs w:val="20"/>
-        </w:rPr>
-        <w:t xml:space="preserve">D)  22</w:t>
-      </w:r>
-    </w:p>
-    <w:p>
-      <w:pPr>
-        <w:keepNext/>
-        <w:spacing w:after="0" w:before="50"/>
-      </w:pPr>
-      <w:r>
-        <w:rPr>
-          <w:b/>
-          <w:bCs/>
-          <w:color w:val="6B4FA0"/>
-          <w:sz w:val="21"/>
-          <w:szCs w:val="21"/>
-        </w:rPr>
-        <w:t xml:space="preserve">Step 1:</w:t>
-      </w:r>
-    </w:p>
-    <w:p>
-      <w:pPr>
-        <w:pBdr>
-          <w:bottom w:val="single" w:color="AFBECC" w:sz="6"/>
-        </w:pBdr>
-        <w:spacing w:after="30" w:before="150"/>
-      </w:pPr>
-      <w:r>
-        <w:t xml:space="preserve"/>
-      </w:r>
-    </w:p>
-    <w:p>
-      <w:pPr>
-        <w:keepNext/>
-        <w:spacing w:after="0" w:before="50"/>
-      </w:pPr>
-      <w:r>
-        <w:rPr>
-          <w:b/>
-          <w:bCs/>
-          <w:color w:val="6B4FA0"/>
-          <w:sz w:val="21"/>
-          <w:szCs w:val="21"/>
-        </w:rPr>
-        <w:t xml:space="preserve">Step 2:</w:t>
-      </w:r>
-    </w:p>
-    <w:p>
-      <w:pPr>
-        <w:pBdr>
-          <w:bottom w:val="single" w:color="AFBECC" w:sz="6"/>
-        </w:pBdr>
-        <w:spacing w:after="30" w:before="150"/>
-      </w:pPr>
-      <w:r>
-        <w:t xml:space="preserve"/>
-      </w:r>
-    </w:p>
-    <w:p>
-      <w:pPr>
-        <w:keepNext/>
-        <w:spacing w:after="0" w:before="60"/>
-      </w:pPr>
-      <w:r>
-        <w:rPr>
-          <w:b/>
-          <w:bCs/>
-          <w:color w:val="12355B"/>
-          <w:sz w:val="21"/>
-          <w:szCs w:val="21"/>
-        </w:rPr>
-        <w:t xml:space="preserve">Answer:</w:t>
-      </w:r>
-    </w:p>
-    <w:p>
-      <w:pPr>
-        <w:pBdr>
-          <w:bottom w:val="single" w:color="AFBECC" w:sz="6"/>
-        </w:pBdr>
-        <w:spacing w:after="30" w:before="150"/>
-      </w:pPr>
-      <w:r>
-        <w:t xml:space="preserve"/>
-      </w:r>
-    </w:p>
-    <w:p>
-      <w:pPr>
-        <w:spacing w:after="80"/>
-      </w:pPr>
-      <w:r>
-        <w:t xml:space="preserve"/>
+        <w:t xml:space="preserve">   choose your support</w:t>
       </w:r>
     </w:p>
     <w:tbl>
@@ -1981,6 +1912,1371 @@
           </w:tcPr>
           <w:p>
             <w:pPr>
+              <w:spacing w:after="50"/>
+            </w:pPr>
+            <w:r>
+              <w:rPr>
+                <w:i/>
+                <w:iCs/>
+                <w:color w:val="5F6F80"/>
+                <w:sz w:val="19"/>
+                <w:szCs w:val="19"/>
+              </w:rPr>
+              <w:t xml:space="preserve">This model shows the parts of an explanation. It does not answer your writing question.</w:t>
+            </w:r>
+          </w:p>
+          <w:p>
+            <w:pPr>
+              <w:spacing w:after="80"/>
+            </w:pPr>
+            <w:r>
+              <w:rPr>
+                <w:b/>
+                <w:bCs/>
+                <w:color w:val="12355B"/>
+                <w:sz w:val="19"/>
+                <w:szCs w:val="19"/>
+              </w:rPr>
+              <w:t xml:space="preserve">Claim:  </w:t>
+            </w:r>
+            <w:r>
+              <w:rPr>
+                <w:sz w:val="19"/>
+                <w:szCs w:val="19"/>
+              </w:rPr>
+              <w:t xml:space="preserve">The distributive property multiplies the 3 by each item, giving the same total.</w:t>
+            </w:r>
+          </w:p>
+          <w:p>
+            <w:pPr>
+              <w:spacing w:after="80"/>
+            </w:pPr>
+            <w:r>
+              <w:rPr>
+                <w:b/>
+                <w:bCs/>
+                <w:color w:val="12355B"/>
+                <w:sz w:val="19"/>
+                <w:szCs w:val="19"/>
+              </w:rPr>
+              <w:t xml:space="preserve">Evidence:  </w:t>
+            </w:r>
+            <w:r>
+              <w:rPr>
+                <w:sz w:val="19"/>
+                <w:szCs w:val="19"/>
+              </w:rPr>
+              <w:t xml:space="preserve">Students explain the 3 distributes to both the ticket and the snack (3 × 15 + 3 × 5 = 45 + 15 = 60), matching 3 × 20, and use the word equivalent.</w:t>
+            </w:r>
+          </w:p>
+          <w:p>
+            <w:pPr>
+              <w:spacing w:after="80"/>
+            </w:pPr>
+            <w:r>
+              <w:rPr>
+                <w:b/>
+                <w:bCs/>
+                <w:color w:val="12355B"/>
+                <w:sz w:val="19"/>
+                <w:szCs w:val="19"/>
+              </w:rPr>
+              <w:t xml:space="preserve">Reasoning:  </w:t>
+            </w:r>
+            <w:r>
+              <w:rPr>
+                <w:sz w:val="19"/>
+                <w:szCs w:val="19"/>
+              </w:rPr>
+              <w:t xml:space="preserve">This evidence connects the definition of distributive property to the mathematical claim.</w:t>
+            </w:r>
+          </w:p>
+        </w:tc>
+      </w:tr>
+    </w:tbl>
+    <w:p>
+      <w:pPr>
+        <w:pStyle w:val="Heading2"/>
+        <w:spacing w:after="80" w:before="180"/>
+      </w:pPr>
+      <w:r>
+        <w:rPr>
+          <w:b/>
+          <w:bCs/>
+          <w:color w:val="12355B"/>
+          <w:sz w:val="24"/>
+          <w:szCs w:val="24"/>
+        </w:rPr>
+        <w:t xml:space="preserve">Start</w:t>
+      </w:r>
+      <w:r>
+        <w:rPr>
+          <w:i/>
+          <w:iCs/>
+          <w:color w:val="1FA6A2"/>
+          <w:sz w:val="19"/>
+          <w:szCs w:val="19"/>
+        </w:rPr>
+        <w:t xml:space="preserve">   Most language support</w:t>
+      </w:r>
+    </w:p>
+    <w:p>
+      <w:pPr>
+        <w:spacing w:after="60"/>
+      </w:pPr>
+      <w:r>
+        <w:rPr>
+          <w:color w:val="1A2733"/>
+          <w:sz w:val="21"/>
+          <w:szCs w:val="21"/>
+        </w:rPr>
+        <w:t xml:space="preserve">Complete the frames. Use the word bank.</w:t>
+      </w:r>
+      <w:r>
+        <w:rPr>
+          <w:i/>
+          <w:iCs/>
+          <w:color w:val="5F6F80"/>
+          <w:sz w:val="19"/>
+          <w:szCs w:val="19"/>
+        </w:rPr>
+        <w:br/>
+        <w:t xml:space="preserve">Completa las oraciones. Usa el banco de palabras.</w:t>
+      </w:r>
+    </w:p>
+    <w:p>
+      <w:pPr>
+        <w:spacing w:after="60"/>
+      </w:pPr>
+      <w:r>
+        <w:rPr>
+          <w:color w:val="1A2733"/>
+          <w:sz w:val="21"/>
+          <w:szCs w:val="21"/>
+        </w:rPr>
+        <w:t xml:space="preserve">I distribute the 5 to ___ and ___, so 5(2x + 4) = ___.</w:t>
+      </w:r>
+      <w:r>
+        <w:rPr>
+          <w:i/>
+          <w:iCs/>
+          <w:color w:val="5F6F80"/>
+          <w:sz w:val="19"/>
+          <w:szCs w:val="19"/>
+        </w:rPr>
+        <w:br/>
+        <w:t xml:space="preserve">Distribuyo el 5 a ___ y ___, así 5(2x + 4) = ___.</w:t>
+      </w:r>
+    </w:p>
+    <w:p>
+      <w:pPr>
+        <w:spacing w:after="60"/>
+      </w:pPr>
+      <w:r>
+        <w:rPr>
+          <w:color w:val="1A2733"/>
+          <w:sz w:val="21"/>
+          <w:szCs w:val="21"/>
+        </w:rPr>
+        <w:t xml:space="preserve">Both terms get multiplied because ___.</w:t>
+      </w:r>
+      <w:r>
+        <w:rPr>
+          <w:i/>
+          <w:iCs/>
+          <w:color w:val="5F6F80"/>
+          <w:sz w:val="19"/>
+          <w:szCs w:val="19"/>
+        </w:rPr>
+        <w:br/>
+        <w:t xml:space="preserve">Los dos términos se multiplican porque ___.</w:t>
+      </w:r>
+    </w:p>
+    <w:tbl>
+      <w:tblPr>
+        <w:tblW w:type="pct" w:w="100%"/>
+        <w:tblBorders>
+          <w:top w:val="single" w:color="C7D2DD" w:sz="6"/>
+          <w:left w:val="single" w:color="C7D2DD" w:sz="6"/>
+          <w:bottom w:val="single" w:color="C7D2DD" w:sz="6"/>
+          <w:right w:val="single" w:color="C7D2DD" w:sz="6"/>
+          <w:insideH w:val="single" w:color="auto" w:sz="4"/>
+          <w:insideV w:val="single" w:color="auto" w:sz="4"/>
+        </w:tblBorders>
+      </w:tblPr>
+      <w:tblGrid>
+        <w:gridCol w:w="100"/>
+      </w:tblGrid>
+      <w:tr>
+        <w:tc>
+          <w:tcPr>
+            <w:shd w:fill="FBF3E2" w:color="auto" w:val="clear"/>
+            <w:tcMar>
+              <w:top w:type="dxa" w:w="60"/>
+              <w:left w:type="dxa" w:w="120"/>
+              <w:bottom w:type="dxa" w:w="60"/>
+              <w:right w:type="dxa" w:w="120"/>
+            </w:tcMar>
+          </w:tcPr>
+          <w:p>
+            <w:pPr>
+              <w:spacing w:after="0" w:line="320"/>
+            </w:pPr>
+            <w:r>
+              <w:t xml:space="preserve"/>
+            </w:r>
+          </w:p>
+          <w:p>
+            <w:pPr>
+              <w:spacing w:after="0" w:line="320"/>
+            </w:pPr>
+            <w:r>
+              <w:t xml:space="preserve"/>
+            </w:r>
+          </w:p>
+          <w:p>
+            <w:pPr>
+              <w:spacing w:after="0" w:line="320"/>
+            </w:pPr>
+            <w:r>
+              <w:t xml:space="preserve"/>
+            </w:r>
+          </w:p>
+        </w:tc>
+      </w:tr>
+    </w:tbl>
+    <w:p>
+      <w:pPr>
+        <w:pStyle w:val="Heading2"/>
+        <w:spacing w:after="80" w:before="180"/>
+      </w:pPr>
+      <w:r>
+        <w:rPr>
+          <w:b/>
+          <w:bCs/>
+          <w:color w:val="12355B"/>
+          <w:sz w:val="24"/>
+          <w:szCs w:val="24"/>
+        </w:rPr>
+        <w:t xml:space="preserve">Build</w:t>
+      </w:r>
+      <w:r>
+        <w:rPr>
+          <w:i/>
+          <w:iCs/>
+          <w:color w:val="B97A12"/>
+          <w:sz w:val="19"/>
+          <w:szCs w:val="19"/>
+        </w:rPr>
+        <w:t xml:space="preserve">   Some language support</w:t>
+      </w:r>
+    </w:p>
+    <w:p>
+      <w:pPr>
+        <w:spacing w:after="60"/>
+      </w:pPr>
+      <w:r>
+        <w:rPr>
+          <w:color w:val="1A2733"/>
+          <w:sz w:val="21"/>
+          <w:szCs w:val="21"/>
+        </w:rPr>
+        <w:t xml:space="preserve">Write two connected sentences. Use because, so, or but.</w:t>
+      </w:r>
+      <w:r>
+        <w:rPr>
+          <w:i/>
+          <w:iCs/>
+          <w:color w:val="5F6F80"/>
+          <w:sz w:val="19"/>
+          <w:szCs w:val="19"/>
+        </w:rPr>
+        <w:br/>
+        <w:t xml:space="preserve">Escribe dos oraciones conectadas. Usa porque, entonces o pero.</w:t>
+      </w:r>
+    </w:p>
+    <w:p>
+      <w:pPr>
+        <w:spacing w:after="60"/>
+      </w:pPr>
+      <w:r>
+        <w:rPr>
+          <w:color w:val="1A2733"/>
+          <w:sz w:val="21"/>
+          <w:szCs w:val="21"/>
+        </w:rPr>
+        <w:t xml:space="preserve">My claim is ___.</w:t>
+      </w:r>
+      <w:r>
+        <w:rPr>
+          <w:i/>
+          <w:iCs/>
+          <w:color w:val="5F6F80"/>
+          <w:sz w:val="19"/>
+          <w:szCs w:val="19"/>
+        </w:rPr>
+        <w:br/>
+        <w:t xml:space="preserve">Mi afirmación es ___.</w:t>
+      </w:r>
+    </w:p>
+    <w:p>
+      <w:pPr>
+        <w:spacing w:after="60"/>
+      </w:pPr>
+      <w:r>
+        <w:rPr>
+          <w:color w:val="1A2733"/>
+          <w:sz w:val="21"/>
+          <w:szCs w:val="21"/>
+        </w:rPr>
+        <w:t xml:space="preserve">I know because ___.</w:t>
+      </w:r>
+      <w:r>
+        <w:rPr>
+          <w:i/>
+          <w:iCs/>
+          <w:color w:val="5F6F80"/>
+          <w:sz w:val="19"/>
+          <w:szCs w:val="19"/>
+        </w:rPr>
+        <w:br/>
+        <w:t xml:space="preserve">Lo sé porque ___.</w:t>
+      </w:r>
+    </w:p>
+    <w:p>
+      <w:pPr>
+        <w:spacing w:after="60"/>
+      </w:pPr>
+      <w:r>
+        <w:rPr>
+          <w:color w:val="1A2733"/>
+          <w:sz w:val="21"/>
+          <w:szCs w:val="21"/>
+        </w:rPr>
+        <w:t xml:space="preserve">So ___.</w:t>
+      </w:r>
+      <w:r>
+        <w:rPr>
+          <w:i/>
+          <w:iCs/>
+          <w:color w:val="5F6F80"/>
+          <w:sz w:val="19"/>
+          <w:szCs w:val="19"/>
+        </w:rPr>
+        <w:br/>
+        <w:t xml:space="preserve">Entonces ___.</w:t>
+      </w:r>
+    </w:p>
+    <w:tbl>
+      <w:tblPr>
+        <w:tblW w:type="pct" w:w="100%"/>
+        <w:tblBorders>
+          <w:top w:val="single" w:color="C7D2DD" w:sz="6"/>
+          <w:left w:val="single" w:color="C7D2DD" w:sz="6"/>
+          <w:bottom w:val="single" w:color="C7D2DD" w:sz="6"/>
+          <w:right w:val="single" w:color="C7D2DD" w:sz="6"/>
+          <w:insideH w:val="single" w:color="auto" w:sz="4"/>
+          <w:insideV w:val="single" w:color="auto" w:sz="4"/>
+        </w:tblBorders>
+      </w:tblPr>
+      <w:tblGrid>
+        <w:gridCol w:w="100"/>
+      </w:tblGrid>
+      <w:tr>
+        <w:tc>
+          <w:tcPr>
+            <w:shd w:fill="FBF3E2" w:color="auto" w:val="clear"/>
+            <w:tcMar>
+              <w:top w:type="dxa" w:w="60"/>
+              <w:left w:type="dxa" w:w="120"/>
+              <w:bottom w:type="dxa" w:w="60"/>
+              <w:right w:type="dxa" w:w="120"/>
+            </w:tcMar>
+          </w:tcPr>
+          <w:p>
+            <w:pPr>
+              <w:spacing w:after="0" w:line="320"/>
+            </w:pPr>
+            <w:r>
+              <w:t xml:space="preserve"/>
+            </w:r>
+          </w:p>
+          <w:p>
+            <w:pPr>
+              <w:spacing w:after="0" w:line="320"/>
+            </w:pPr>
+            <w:r>
+              <w:t xml:space="preserve"/>
+            </w:r>
+          </w:p>
+          <w:p>
+            <w:pPr>
+              <w:spacing w:after="0" w:line="320"/>
+            </w:pPr>
+            <w:r>
+              <w:t xml:space="preserve"/>
+            </w:r>
+          </w:p>
+        </w:tc>
+      </w:tr>
+    </w:tbl>
+    <w:p>
+      <w:pPr>
+        <w:pStyle w:val="Heading2"/>
+        <w:spacing w:after="80" w:before="180"/>
+      </w:pPr>
+      <w:r>
+        <w:rPr>
+          <w:b/>
+          <w:bCs/>
+          <w:color w:val="12355B"/>
+          <w:sz w:val="24"/>
+          <w:szCs w:val="24"/>
+        </w:rPr>
+        <w:t xml:space="preserve">Explain</w:t>
+      </w:r>
+      <w:r>
+        <w:rPr>
+          <w:i/>
+          <w:iCs/>
+          <w:color w:val="B97A12"/>
+          <w:sz w:val="19"/>
+          <w:szCs w:val="19"/>
+        </w:rPr>
+        <w:t xml:space="preserve">   Light language support</w:t>
+      </w:r>
+    </w:p>
+    <w:p>
+      <w:pPr>
+        <w:spacing w:after="60"/>
+      </w:pPr>
+      <w:r>
+        <w:rPr>
+          <w:color w:val="1A2733"/>
+          <w:sz w:val="21"/>
+          <w:szCs w:val="21"/>
+        </w:rPr>
+        <w:t xml:space="preserve">Write a claim, give math evidence, and explain your reasoning.</w:t>
+      </w:r>
+      <w:r>
+        <w:rPr>
+          <w:i/>
+          <w:iCs/>
+          <w:color w:val="5F6F80"/>
+          <w:sz w:val="19"/>
+          <w:szCs w:val="19"/>
+        </w:rPr>
+        <w:br/>
+        <w:t xml:space="preserve">Escribe una afirmación, da evidencia matemática y explica tu razonamiento.</w:t>
+      </w:r>
+    </w:p>
+    <w:p>
+      <w:pPr>
+        <w:spacing w:after="60"/>
+      </w:pPr>
+      <w:r>
+        <w:rPr>
+          <w:color w:val="1A2733"/>
+          <w:sz w:val="21"/>
+          <w:szCs w:val="21"/>
+        </w:rPr>
+        <w:t xml:space="preserve">My claim is ___.</w:t>
+      </w:r>
+      <w:r>
+        <w:rPr>
+          <w:i/>
+          <w:iCs/>
+          <w:color w:val="5F6F80"/>
+          <w:sz w:val="19"/>
+          <w:szCs w:val="19"/>
+        </w:rPr>
+        <w:br/>
+        <w:t xml:space="preserve">Mi afirmación es ___.</w:t>
+      </w:r>
+    </w:p>
+    <w:p>
+      <w:pPr>
+        <w:spacing w:after="60"/>
+      </w:pPr>
+      <w:r>
+        <w:rPr>
+          <w:color w:val="1A2733"/>
+          <w:sz w:val="21"/>
+          <w:szCs w:val="21"/>
+        </w:rPr>
+        <w:t xml:space="preserve">My math evidence is ___.</w:t>
+      </w:r>
+      <w:r>
+        <w:rPr>
+          <w:i/>
+          <w:iCs/>
+          <w:color w:val="5F6F80"/>
+          <w:sz w:val="19"/>
+          <w:szCs w:val="19"/>
+        </w:rPr>
+        <w:br/>
+        <w:t xml:space="preserve">Mi evidencia matemática es ___.</w:t>
+      </w:r>
+    </w:p>
+    <w:p>
+      <w:pPr>
+        <w:spacing w:after="60"/>
+      </w:pPr>
+      <w:r>
+        <w:rPr>
+          <w:color w:val="1A2733"/>
+          <w:sz w:val="21"/>
+          <w:szCs w:val="21"/>
+        </w:rPr>
+        <w:t xml:space="preserve">This proves ___ because ___.</w:t>
+      </w:r>
+      <w:r>
+        <w:rPr>
+          <w:i/>
+          <w:iCs/>
+          <w:color w:val="5F6F80"/>
+          <w:sz w:val="19"/>
+          <w:szCs w:val="19"/>
+        </w:rPr>
+        <w:br/>
+        <w:t xml:space="preserve">Esto demuestra ___ porque ___.</w:t>
+      </w:r>
+    </w:p>
+    <w:tbl>
+      <w:tblPr>
+        <w:tblW w:type="pct" w:w="100%"/>
+        <w:tblBorders>
+          <w:top w:val="single" w:color="C7D2DD" w:sz="6"/>
+          <w:left w:val="single" w:color="C7D2DD" w:sz="6"/>
+          <w:bottom w:val="single" w:color="C7D2DD" w:sz="6"/>
+          <w:right w:val="single" w:color="C7D2DD" w:sz="6"/>
+          <w:insideH w:val="single" w:color="auto" w:sz="4"/>
+          <w:insideV w:val="single" w:color="auto" w:sz="4"/>
+        </w:tblBorders>
+      </w:tblPr>
+      <w:tblGrid>
+        <w:gridCol w:w="100"/>
+      </w:tblGrid>
+      <w:tr>
+        <w:tc>
+          <w:tcPr>
+            <w:shd w:fill="FBF3E2" w:color="auto" w:val="clear"/>
+            <w:tcMar>
+              <w:top w:type="dxa" w:w="60"/>
+              <w:left w:type="dxa" w:w="120"/>
+              <w:bottom w:type="dxa" w:w="60"/>
+              <w:right w:type="dxa" w:w="120"/>
+            </w:tcMar>
+          </w:tcPr>
+          <w:p>
+            <w:pPr>
+              <w:spacing w:after="0" w:line="320"/>
+            </w:pPr>
+            <w:r>
+              <w:t xml:space="preserve"/>
+            </w:r>
+          </w:p>
+          <w:p>
+            <w:pPr>
+              <w:spacing w:after="0" w:line="320"/>
+            </w:pPr>
+            <w:r>
+              <w:t xml:space="preserve"/>
+            </w:r>
+          </w:p>
+          <w:p>
+            <w:pPr>
+              <w:spacing w:after="0" w:line="320"/>
+            </w:pPr>
+            <w:r>
+              <w:t xml:space="preserve"/>
+            </w:r>
+          </w:p>
+          <w:p>
+            <w:pPr>
+              <w:spacing w:after="0" w:line="320"/>
+            </w:pPr>
+            <w:r>
+              <w:t xml:space="preserve"/>
+            </w:r>
+          </w:p>
+          <w:p>
+            <w:pPr>
+              <w:spacing w:after="0" w:line="320"/>
+            </w:pPr>
+            <w:r>
+              <w:t xml:space="preserve"/>
+            </w:r>
+          </w:p>
+        </w:tc>
+      </w:tr>
+    </w:tbl>
+    <w:p>
+      <w:pPr>
+        <w:pStyle w:val="Heading2"/>
+        <w:spacing w:after="80" w:before="180"/>
+      </w:pPr>
+      <w:r>
+        <w:rPr>
+          <w:b/>
+          <w:bCs/>
+          <w:color w:val="12355B"/>
+          <w:sz w:val="24"/>
+          <w:szCs w:val="24"/>
+        </w:rPr>
+        <w:t xml:space="preserve">4. Check Your Explanation</w:t>
+      </w:r>
+      <w:r>
+        <w:rPr>
+          <w:i/>
+          <w:iCs/>
+          <w:color w:val="1FA6A2"/>
+          <w:sz w:val="19"/>
+          <w:szCs w:val="19"/>
+        </w:rPr>
+        <w:t xml:space="preserve">   five quick checks</w:t>
+      </w:r>
+    </w:p>
+    <w:p>
+      <w:pPr>
+        <w:spacing w:after="80"/>
+      </w:pPr>
+      <w:r>
+        <w:rPr>
+          <w:b/>
+          <w:bCs/>
+          <w:color w:val="1FA6A2"/>
+          <w:sz w:val="22"/>
+          <w:szCs w:val="22"/>
+        </w:rPr>
+        <w:t xml:space="preserve">☐  </w:t>
+      </w:r>
+      <w:r>
+        <w:rPr>
+          <w:sz w:val="20"/>
+          <w:szCs w:val="20"/>
+        </w:rPr>
+        <w:t xml:space="preserve">I answered the question.</w:t>
+      </w:r>
+      <w:r>
+        <w:rPr>
+          <w:i/>
+          <w:iCs/>
+          <w:color w:val="5F6F80"/>
+          <w:sz w:val="18"/>
+          <w:szCs w:val="18"/>
+        </w:rPr>
+        <w:br/>
+        <w:t xml:space="preserve">Respondí la pregunta.</w:t>
+      </w:r>
+    </w:p>
+    <w:p>
+      <w:pPr>
+        <w:spacing w:after="80"/>
+      </w:pPr>
+      <w:r>
+        <w:rPr>
+          <w:b/>
+          <w:bCs/>
+          <w:color w:val="1FA6A2"/>
+          <w:sz w:val="22"/>
+          <w:szCs w:val="22"/>
+        </w:rPr>
+        <w:t xml:space="preserve">☐  </w:t>
+      </w:r>
+      <w:r>
+        <w:rPr>
+          <w:sz w:val="20"/>
+          <w:szCs w:val="20"/>
+        </w:rPr>
+        <w:t xml:space="preserve">I used math evidence: numbers, an equation, a model, or a comparison.</w:t>
+      </w:r>
+      <w:r>
+        <w:rPr>
+          <w:i/>
+          <w:iCs/>
+          <w:color w:val="5F6F80"/>
+          <w:sz w:val="18"/>
+          <w:szCs w:val="18"/>
+        </w:rPr>
+        <w:br/>
+        <w:t xml:space="preserve">Usé evidencia matemática: números, una ecuación, un modelo o una comparación.</w:t>
+      </w:r>
+    </w:p>
+    <w:p>
+      <w:pPr>
+        <w:spacing w:after="80"/>
+      </w:pPr>
+      <w:r>
+        <w:rPr>
+          <w:b/>
+          <w:bCs/>
+          <w:color w:val="1FA6A2"/>
+          <w:sz w:val="22"/>
+          <w:szCs w:val="22"/>
+        </w:rPr>
+        <w:t xml:space="preserve">☐  </w:t>
+      </w:r>
+      <w:r>
+        <w:rPr>
+          <w:sz w:val="20"/>
+          <w:szCs w:val="20"/>
+        </w:rPr>
+        <w:t xml:space="preserve">I explained how the evidence proves my answer.</w:t>
+      </w:r>
+      <w:r>
+        <w:rPr>
+          <w:i/>
+          <w:iCs/>
+          <w:color w:val="5F6F80"/>
+          <w:sz w:val="18"/>
+          <w:szCs w:val="18"/>
+        </w:rPr>
+        <w:br/>
+        <w:t xml:space="preserve">Expliqué cómo la evidencia demuestra mi respuesta.</w:t>
+      </w:r>
+    </w:p>
+    <w:p>
+      <w:pPr>
+        <w:spacing w:after="80"/>
+      </w:pPr>
+      <w:r>
+        <w:rPr>
+          <w:b/>
+          <w:bCs/>
+          <w:color w:val="1FA6A2"/>
+          <w:sz w:val="22"/>
+          <w:szCs w:val="22"/>
+        </w:rPr>
+        <w:t xml:space="preserve">☐  </w:t>
+      </w:r>
+      <w:r>
+        <w:rPr>
+          <w:sz w:val="20"/>
+          <w:szCs w:val="20"/>
+        </w:rPr>
+        <w:t xml:space="preserve">I used at least two math words.</w:t>
+      </w:r>
+      <w:r>
+        <w:rPr>
+          <w:i/>
+          <w:iCs/>
+          <w:color w:val="5F6F80"/>
+          <w:sz w:val="18"/>
+          <w:szCs w:val="18"/>
+        </w:rPr>
+        <w:br/>
+        <w:t xml:space="preserve">Usé por lo menos dos palabras matemáticas.</w:t>
+      </w:r>
+    </w:p>
+    <w:p>
+      <w:pPr>
+        <w:spacing w:after="80"/>
+      </w:pPr>
+      <w:r>
+        <w:rPr>
+          <w:b/>
+          <w:bCs/>
+          <w:color w:val="1FA6A2"/>
+          <w:sz w:val="22"/>
+          <w:szCs w:val="22"/>
+        </w:rPr>
+        <w:t xml:space="preserve">☐  </w:t>
+      </w:r>
+      <w:r>
+        <w:rPr>
+          <w:sz w:val="20"/>
+          <w:szCs w:val="20"/>
+        </w:rPr>
+        <w:t xml:space="preserve">I reread complete sentences and punctuation.</w:t>
+      </w:r>
+      <w:r>
+        <w:rPr>
+          <w:i/>
+          <w:iCs/>
+          <w:color w:val="5F6F80"/>
+          <w:sz w:val="18"/>
+          <w:szCs w:val="18"/>
+        </w:rPr>
+        <w:br/>
+        <w:t xml:space="preserve">Volví a leer mis oraciones completas y la puntuación.</w:t>
+      </w:r>
+    </w:p>
+    <w:p>
+      <w:pPr>
+        <w:pStyle w:val="Heading1"/>
+        <w:pageBreakBefore/>
+        <w:pBdr>
+          <w:bottom w:val="single" w:color="1FA6A2" w:sz="14" w:space="6"/>
+        </w:pBdr>
+        <w:spacing w:after="140" w:before="0"/>
+      </w:pPr>
+      <w:r>
+        <w:rPr>
+          <w:b/>
+          <w:bCs/>
+          <w:color w:val="12355B"/>
+          <w:sz w:val="30"/>
+          <w:szCs w:val="30"/>
+        </w:rPr>
+        <w:t xml:space="preserve">Worked Example</w:t>
+      </w:r>
+    </w:p>
+    <w:p>
+      <w:pPr>
+        <w:pStyle w:val="Heading2"/>
+        <w:spacing w:after="80" w:before="180"/>
+      </w:pPr>
+      <w:r>
+        <w:rPr>
+          <w:b/>
+          <w:bCs/>
+          <w:color w:val="12355B"/>
+          <w:sz w:val="24"/>
+          <w:szCs w:val="24"/>
+        </w:rPr>
+        <w:t xml:space="preserve">Watch &amp; Read</w:t>
+      </w:r>
+      <w:r>
+        <w:rPr>
+          <w:i/>
+          <w:iCs/>
+          <w:color w:val="1FA6A2"/>
+          <w:sz w:val="19"/>
+          <w:szCs w:val="19"/>
+        </w:rPr>
+        <w:t xml:space="preserve">   I Do — follow along with your teacher</w:t>
+      </w:r>
+    </w:p>
+    <w:tbl>
+      <w:tblPr>
+        <w:tblW w:type="pct" w:w="100%"/>
+        <w:tblBorders>
+          <w:top w:val="single" w:color="1FA6A2" w:sz="8"/>
+          <w:left w:val="single" w:color="1FA6A2" w:sz="8"/>
+          <w:bottom w:val="single" w:color="1FA6A2" w:sz="8"/>
+          <w:right w:val="single" w:color="1FA6A2" w:sz="8"/>
+          <w:insideH w:val="single" w:color="auto" w:sz="4"/>
+          <w:insideV w:val="single" w:color="auto" w:sz="4"/>
+        </w:tblBorders>
+      </w:tblPr>
+      <w:tblGrid>
+        <w:gridCol w:w="100"/>
+      </w:tblGrid>
+      <w:tr>
+        <w:tc>
+          <w:tcPr>
+            <w:shd w:fill="E6F4F3" w:color="auto" w:val="clear"/>
+            <w:tcMar>
+              <w:top w:type="dxa" w:w="120"/>
+              <w:left w:type="dxa" w:w="180"/>
+              <w:bottom w:type="dxa" w:w="120"/>
+              <w:right w:type="dxa" w:w="180"/>
+            </w:tcMar>
+          </w:tcPr>
+          <w:p>
+            <w:pPr>
+              <w:spacing w:after="60"/>
+            </w:pPr>
+            <w:r>
+              <w:rPr>
+                <w:b/>
+                <w:bCs/>
+                <w:color w:val="12355B"/>
+                <w:sz w:val="22"/>
+                <w:szCs w:val="22"/>
+              </w:rPr>
+              <w:t xml:space="preserve">Ticket Pricing</w:t>
+            </w:r>
+          </w:p>
+          <w:p>
+            <w:pPr>
+              <w:spacing w:after="0"/>
+            </w:pPr>
+            <w:r>
+              <w:rPr>
+                <w:sz w:val="21"/>
+                <w:szCs w:val="21"/>
+              </w:rPr>
+              <w:t xml:space="preserve">You're selling concert bundles at the music studio. Each bundle includes a ticket ($15) and a snack ($5). If 3 people each buy a bundle, you can calculate the total as 3(15 + 5) OR as 3 × 15 + 3 × 5. Either way, the total is the same — $60! This is the distributive property.</w:t>
+            </w:r>
+          </w:p>
+        </w:tc>
+      </w:tr>
+    </w:tbl>
+    <w:p>
+      <w:pPr>
+        <w:spacing w:after="80"/>
+      </w:pPr>
+      <w:r>
+        <w:t xml:space="preserve"/>
+      </w:r>
+    </w:p>
+    <w:p>
+      <w:pPr>
+        <w:spacing w:after="50" w:before="60"/>
+      </w:pPr>
+      <w:r>
+        <w:rPr>
+          <w:b/>
+          <w:bCs/>
+          <w:color w:val="12355B"/>
+          <w:sz w:val="21"/>
+          <w:szCs w:val="21"/>
+        </w:rPr>
+        <w:t xml:space="preserve">Think about:</w:t>
+      </w:r>
+    </w:p>
+    <w:p>
+      <w:pPr>
+        <w:spacing w:after="40"/>
+        <w:ind w:left="300"/>
+      </w:pPr>
+      <w:r>
+        <w:rPr>
+          <w:sz w:val="20"/>
+          <w:szCs w:val="20"/>
+        </w:rPr>
+        <w:t xml:space="preserve">•  Why do both methods give the same total?</w:t>
+      </w:r>
+    </w:p>
+    <w:p>
+      <w:pPr>
+        <w:spacing w:after="40"/>
+        <w:ind w:left="300"/>
+      </w:pPr>
+      <w:r>
+        <w:rPr>
+          <w:sz w:val="20"/>
+          <w:szCs w:val="20"/>
+        </w:rPr>
+        <w:t xml:space="preserve">•  What does the 3 represent in 3(15 + 5)?</w:t>
+      </w:r>
+    </w:p>
+    <w:p>
+      <w:pPr>
+        <w:spacing w:after="40"/>
+        <w:ind w:left="300"/>
+      </w:pPr>
+      <w:r>
+        <w:rPr>
+          <w:sz w:val="20"/>
+          <w:szCs w:val="20"/>
+        </w:rPr>
+        <w:t xml:space="preserve">•  How is 3(15 + 5) related to 3 × 15 + 3 × 5?</w:t>
+      </w:r>
+    </w:p>
+    <w:p>
+      <w:pPr>
+        <w:spacing w:after="40"/>
+        <w:ind w:left="300"/>
+      </w:pPr>
+      <w:r>
+        <w:rPr>
+          <w:sz w:val="20"/>
+          <w:szCs w:val="20"/>
+        </w:rPr>
+        <w:t xml:space="preserve">•  What if 10 people bought bundles — which way would be faster to calculate?</w:t>
+      </w:r>
+    </w:p>
+    <w:p>
+      <w:pPr>
+        <w:spacing w:after="40"/>
+        <w:ind w:left="300"/>
+      </w:pPr>
+      <w:r>
+        <w:rPr>
+          <w:sz w:val="20"/>
+          <w:szCs w:val="20"/>
+        </w:rPr>
+        <w:t xml:space="preserve">•  Does this work with subtraction too, like 4(20 − 3)?</w:t>
+      </w:r>
+    </w:p>
+    <w:p>
+      <w:pPr>
+        <w:pStyle w:val="Heading2"/>
+        <w:spacing w:after="80" w:before="180"/>
+      </w:pPr>
+      <w:r>
+        <w:rPr>
+          <w:b/>
+          <w:bCs/>
+          <w:color w:val="12355B"/>
+          <w:sz w:val="24"/>
+          <w:szCs w:val="24"/>
+        </w:rPr>
+        <w:t xml:space="preserve">Solved Example</w:t>
+      </w:r>
+      <w:r>
+        <w:rPr>
+          <w:i/>
+          <w:iCs/>
+          <w:color w:val="1FA6A2"/>
+          <w:sz w:val="19"/>
+          <w:szCs w:val="19"/>
+        </w:rPr>
+        <w:t xml:space="preserve">   I Do — watch each step</w:t>
+      </w:r>
+    </w:p>
+    <w:p>
+      <w:pPr>
+        <w:keepNext/>
+        <w:spacing w:after="40"/>
+      </w:pPr>
+      <w:r>
+        <w:rPr>
+          <w:b/>
+          <w:bCs/>
+          <w:color w:val="12355B"/>
+          <w:sz w:val="21"/>
+          <w:szCs w:val="21"/>
+        </w:rPr>
+        <w:t xml:space="preserve">Problem:  </w:t>
+      </w:r>
+      <w:r>
+        <w:rPr>
+          <w:sz w:val="21"/>
+          <w:szCs w:val="21"/>
+        </w:rPr>
+        <w:t xml:space="preserve">Expand 6(n + 3) using the distributive property.</w:t>
+      </w:r>
+    </w:p>
+    <w:p>
+      <w:pPr>
+        <w:spacing w:after="30"/>
+        <w:ind w:left="420"/>
+      </w:pPr>
+      <w:r>
+        <w:rPr>
+          <w:sz w:val="20"/>
+          <w:szCs w:val="20"/>
+        </w:rPr>
+        <w:t xml:space="preserve">A)  6n + 18</w:t>
+      </w:r>
+    </w:p>
+    <w:p>
+      <w:pPr>
+        <w:spacing w:after="30"/>
+        <w:ind w:left="420"/>
+      </w:pPr>
+      <w:r>
+        <w:rPr>
+          <w:sz w:val="20"/>
+          <w:szCs w:val="20"/>
+        </w:rPr>
+        <w:t xml:space="preserve">B)  6n + 3</w:t>
+      </w:r>
+    </w:p>
+    <w:p>
+      <w:pPr>
+        <w:spacing w:after="30"/>
+        <w:ind w:left="420"/>
+      </w:pPr>
+      <w:r>
+        <w:rPr>
+          <w:sz w:val="20"/>
+          <w:szCs w:val="20"/>
+        </w:rPr>
+        <w:t xml:space="preserve">C)  n + 18</w:t>
+      </w:r>
+    </w:p>
+    <w:p>
+      <w:pPr>
+        <w:spacing w:after="30"/>
+        <w:ind w:left="420"/>
+      </w:pPr>
+      <w:r>
+        <w:rPr>
+          <w:sz w:val="20"/>
+          <w:szCs w:val="20"/>
+        </w:rPr>
+        <w:t xml:space="preserve">D)  6n + 9</w:t>
+      </w:r>
+    </w:p>
+    <w:p>
+      <w:pPr>
+        <w:spacing w:after="20" w:before="50"/>
+      </w:pPr>
+      <w:r>
+        <w:rPr>
+          <w:b/>
+          <w:bCs/>
+          <w:color w:val="1FA6A2"/>
+          <w:sz w:val="21"/>
+          <w:szCs w:val="21"/>
+        </w:rPr>
+        <w:t xml:space="preserve">Step 1:  </w:t>
+      </w:r>
+      <w:r>
+        <w:rPr>
+          <w:sz w:val="21"/>
+          <w:szCs w:val="21"/>
+        </w:rPr>
+        <w:t xml:space="preserve">6(n + 3) = 6 × n + 6 × 3 = 6n + 18.</w:t>
+      </w:r>
+    </w:p>
+    <w:p>
+      <w:pPr>
+        <w:spacing w:after="40" w:before="60"/>
+      </w:pPr>
+      <w:r>
+        <w:rPr>
+          <w:b/>
+          <w:bCs/>
+          <w:color w:val="12355B"/>
+          <w:sz w:val="21"/>
+          <w:szCs w:val="21"/>
+        </w:rPr>
+        <w:t xml:space="preserve">Answer:  </w:t>
+      </w:r>
+      <w:r>
+        <w:rPr>
+          <w:b/>
+          <w:bCs/>
+          <w:sz w:val="21"/>
+          <w:szCs w:val="21"/>
+        </w:rPr>
+        <w:t xml:space="preserve">A. 6n + 18</w:t>
+      </w:r>
+    </w:p>
+    <w:p>
+      <w:pPr>
+        <w:pStyle w:val="Heading1"/>
+        <w:pageBreakBefore/>
+        <w:pBdr>
+          <w:bottom w:val="single" w:color="1FA6A2" w:sz="14" w:space="6"/>
+        </w:pBdr>
+        <w:spacing w:after="140" w:before="0"/>
+      </w:pPr>
+      <w:r>
+        <w:rPr>
+          <w:b/>
+          <w:bCs/>
+          <w:color w:val="12355B"/>
+          <w:sz w:val="30"/>
+          <w:szCs w:val="30"/>
+        </w:rPr>
+        <w:t xml:space="preserve">Guided Practice</w:t>
+      </w:r>
+    </w:p>
+    <w:p>
+      <w:pPr>
+        <w:pStyle w:val="Heading2"/>
+        <w:spacing w:after="80" w:before="180"/>
+      </w:pPr>
+      <w:r>
+        <w:rPr>
+          <w:b/>
+          <w:bCs/>
+          <w:color w:val="12355B"/>
+          <w:sz w:val="24"/>
+          <w:szCs w:val="24"/>
+        </w:rPr>
+        <w:t xml:space="preserve">Solve Together</w:t>
+      </w:r>
+      <w:r>
+        <w:rPr>
+          <w:i/>
+          <w:iCs/>
+          <w:color w:val="6B4FA0"/>
+          <w:sz w:val="19"/>
+          <w:szCs w:val="19"/>
+        </w:rPr>
+        <w:t xml:space="preserve">   We Do — work with your class</w:t>
+      </w:r>
+    </w:p>
+    <w:p>
+      <w:pPr>
+        <w:keepNext/>
+        <w:spacing w:after="40" w:before="40"/>
+      </w:pPr>
+      <w:r>
+        <w:rPr>
+          <w:b/>
+          <w:bCs/>
+          <w:color w:val="12355B"/>
+          <w:sz w:val="21"/>
+          <w:szCs w:val="21"/>
+        </w:rPr>
+        <w:t xml:space="preserve">Problem:  </w:t>
+      </w:r>
+      <w:r>
+        <w:rPr>
+          <w:sz w:val="21"/>
+          <w:szCs w:val="21"/>
+        </w:rPr>
+        <w:t xml:space="preserve">Expand 4(5 − 2) using the distributive property.</w:t>
+      </w:r>
+    </w:p>
+    <w:p>
+      <w:pPr>
+        <w:spacing w:after="30"/>
+        <w:ind w:left="420"/>
+      </w:pPr>
+      <w:r>
+        <w:rPr>
+          <w:sz w:val="20"/>
+          <w:szCs w:val="20"/>
+        </w:rPr>
+        <w:t xml:space="preserve">A)  12</w:t>
+      </w:r>
+    </w:p>
+    <w:p>
+      <w:pPr>
+        <w:spacing w:after="30"/>
+        <w:ind w:left="420"/>
+      </w:pPr>
+      <w:r>
+        <w:rPr>
+          <w:sz w:val="20"/>
+          <w:szCs w:val="20"/>
+        </w:rPr>
+        <w:t xml:space="preserve">B)  20 − 2</w:t>
+      </w:r>
+    </w:p>
+    <w:p>
+      <w:pPr>
+        <w:spacing w:after="30"/>
+        <w:ind w:left="420"/>
+      </w:pPr>
+      <w:r>
+        <w:rPr>
+          <w:sz w:val="20"/>
+          <w:szCs w:val="20"/>
+        </w:rPr>
+        <w:t xml:space="preserve">C)  9</w:t>
+      </w:r>
+    </w:p>
+    <w:p>
+      <w:pPr>
+        <w:spacing w:after="30"/>
+        <w:ind w:left="420"/>
+      </w:pPr>
+      <w:r>
+        <w:rPr>
+          <w:sz w:val="20"/>
+          <w:szCs w:val="20"/>
+        </w:rPr>
+        <w:t xml:space="preserve">D)  22</w:t>
+      </w:r>
+    </w:p>
+    <w:p>
+      <w:pPr>
+        <w:keepNext/>
+        <w:spacing w:after="0" w:before="50"/>
+      </w:pPr>
+      <w:r>
+        <w:rPr>
+          <w:b/>
+          <w:bCs/>
+          <w:color w:val="6B4FA0"/>
+          <w:sz w:val="21"/>
+          <w:szCs w:val="21"/>
+        </w:rPr>
+        <w:t xml:space="preserve">Step 1:</w:t>
+      </w:r>
+    </w:p>
+    <w:p>
+      <w:pPr>
+        <w:pBdr>
+          <w:bottom w:val="single" w:color="AFBECC" w:sz="6"/>
+        </w:pBdr>
+        <w:spacing w:after="30" w:before="150"/>
+      </w:pPr>
+      <w:r>
+        <w:t xml:space="preserve"/>
+      </w:r>
+    </w:p>
+    <w:p>
+      <w:pPr>
+        <w:keepNext/>
+        <w:spacing w:after="0" w:before="50"/>
+      </w:pPr>
+      <w:r>
+        <w:rPr>
+          <w:b/>
+          <w:bCs/>
+          <w:color w:val="6B4FA0"/>
+          <w:sz w:val="21"/>
+          <w:szCs w:val="21"/>
+        </w:rPr>
+        <w:t xml:space="preserve">Step 2:</w:t>
+      </w:r>
+    </w:p>
+    <w:p>
+      <w:pPr>
+        <w:pBdr>
+          <w:bottom w:val="single" w:color="AFBECC" w:sz="6"/>
+        </w:pBdr>
+        <w:spacing w:after="30" w:before="150"/>
+      </w:pPr>
+      <w:r>
+        <w:t xml:space="preserve"/>
+      </w:r>
+    </w:p>
+    <w:p>
+      <w:pPr>
+        <w:keepNext/>
+        <w:spacing w:after="0" w:before="60"/>
+      </w:pPr>
+      <w:r>
+        <w:rPr>
+          <w:b/>
+          <w:bCs/>
+          <w:color w:val="12355B"/>
+          <w:sz w:val="21"/>
+          <w:szCs w:val="21"/>
+        </w:rPr>
+        <w:t xml:space="preserve">Answer:</w:t>
+      </w:r>
+    </w:p>
+    <w:p>
+      <w:pPr>
+        <w:pBdr>
+          <w:bottom w:val="single" w:color="AFBECC" w:sz="6"/>
+        </w:pBdr>
+        <w:spacing w:after="30" w:before="150"/>
+      </w:pPr>
+      <w:r>
+        <w:t xml:space="preserve"/>
+      </w:r>
+    </w:p>
+    <w:p>
+      <w:pPr>
+        <w:spacing w:after="80"/>
+      </w:pPr>
+      <w:r>
+        <w:t xml:space="preserve"/>
+      </w:r>
+    </w:p>
+    <w:tbl>
+      <w:tblPr>
+        <w:tblW w:type="pct" w:w="100%"/>
+        <w:tblBorders>
+          <w:top w:val="single" w:color="BBD0DE" w:sz="8"/>
+          <w:left w:val="single" w:color="BBD0DE" w:sz="8"/>
+          <w:bottom w:val="single" w:color="BBD0DE" w:sz="8"/>
+          <w:right w:val="single" w:color="BBD0DE" w:sz="8"/>
+          <w:insideH w:val="single" w:color="auto" w:sz="4"/>
+          <w:insideV w:val="single" w:color="auto" w:sz="4"/>
+        </w:tblBorders>
+      </w:tblPr>
+      <w:tblGrid>
+        <w:gridCol w:w="100"/>
+      </w:tblGrid>
+      <w:tr>
+        <w:tc>
+          <w:tcPr>
+            <w:shd w:fill="EEF4F8" w:color="auto" w:val="clear"/>
+            <w:tcMar>
+              <w:top w:type="dxa" w:w="120"/>
+              <w:left w:type="dxa" w:w="180"/>
+              <w:bottom w:type="dxa" w:w="120"/>
+              <w:right w:type="dxa" w:w="180"/>
+            </w:tcMar>
+          </w:tcPr>
+          <w:p>
+            <w:pPr>
               <w:spacing w:after="60"/>
             </w:pPr>
             <w:r>
@@ -3322,6 +4618,97 @@
           <w:szCs w:val="19"/>
         </w:rPr>
         <w:t xml:space="preserve">  — 7(x + 3) = 7 × x + 7 × 3 = 7x + 21. The 7 must multiply BOTH terms — multiplying only the x gives 7x + 3, multiplying only the 3 gives x + 21, and adding 7 + 3 instead of multiplying gives 7x + 10.</w:t>
+      </w:r>
+    </w:p>
+    <w:p>
+      <w:pPr>
+        <w:pStyle w:val="Heading2"/>
+        <w:spacing w:after="80" w:before="180"/>
+      </w:pPr>
+      <w:r>
+        <w:rPr>
+          <w:b/>
+          <w:bCs/>
+          <w:color w:val="12355B"/>
+          <w:sz w:val="24"/>
+          <w:szCs w:val="24"/>
+        </w:rPr>
+        <w:t xml:space="preserve">Math Writing Criteria</w:t>
+      </w:r>
+    </w:p>
+    <w:p>
+      <w:pPr>
+        <w:spacing w:after="100"/>
+      </w:pPr>
+      <w:r>
+        <w:rPr>
+          <w:i/>
+          <w:iCs/>
+          <w:color w:val="5F6F80"/>
+          <w:sz w:val="19"/>
+          <w:szCs w:val="19"/>
+        </w:rPr>
+        <w:t xml:space="preserve">The support level changes the amount of language scaffolding, not the mathematical expectation.</w:t>
+      </w:r>
+    </w:p>
+    <w:p>
+      <w:pPr>
+        <w:spacing w:after="80"/>
+      </w:pPr>
+      <w:r>
+        <w:rPr>
+          <w:sz w:val="20"/>
+          <w:szCs w:val="20"/>
+        </w:rPr>
+        <w:t xml:space="preserve">☐  I answered the question.</w:t>
+      </w:r>
+    </w:p>
+    <w:p>
+      <w:pPr>
+        <w:spacing w:after="80"/>
+      </w:pPr>
+      <w:r>
+        <w:rPr>
+          <w:sz w:val="20"/>
+          <w:szCs w:val="20"/>
+        </w:rPr>
+        <w:t xml:space="preserve">☐  I used math evidence: numbers, an equation, a model, or a comparison.</w:t>
+      </w:r>
+    </w:p>
+    <w:p>
+      <w:pPr>
+        <w:spacing w:after="80"/>
+      </w:pPr>
+      <w:r>
+        <w:rPr>
+          <w:sz w:val="20"/>
+          <w:szCs w:val="20"/>
+        </w:rPr>
+        <w:t xml:space="preserve">☐  I explained how the evidence proves my answer.</w:t>
+      </w:r>
+    </w:p>
+    <w:p>
+      <w:pPr>
+        <w:spacing w:after="80"/>
+      </w:pPr>
+      <w:r>
+        <w:rPr>
+          <w:sz w:val="20"/>
+          <w:szCs w:val="20"/>
+        </w:rPr>
+        <w:t xml:space="preserve">☐  I used at least two math words.</w:t>
+      </w:r>
+    </w:p>
+    <w:p>
+      <w:pPr>
+        <w:spacing w:after="80"/>
+      </w:pPr>
+      <w:r>
+        <w:rPr>
+          <w:sz w:val="20"/>
+          <w:szCs w:val="20"/>
+        </w:rPr>
+        <w:t xml:space="preserve">☐  I reread complete sentences and punctuation.</w:t>
       </w:r>
     </w:p>
     <w:sectPr>

--- a/lessons/6-5/downloads/6-5-notes-teacher.docx
+++ b/lessons/6-5/downloads/6-5-notes-teacher.docx
@@ -180,7 +180,7 @@
                 <w:sz w:val="20"/>
                 <w:szCs w:val="20"/>
               </w:rPr>
-              <w:t xml:space="preserve">I can write algebraic expressions from words and real-world situations.</w:t>
+              <w:t xml:space="preserve">I can write an algebraic expression for a real situation and evaluate it for a given value of the variable.</w:t>
             </w:r>
           </w:p>
           <w:p>
@@ -202,7 +202,7 @@
                 <w:sz w:val="20"/>
                 <w:szCs w:val="20"/>
               </w:rPr>
-              <w:t xml:space="preserve">I can explain my expression using the words variable, coefficient, constant, and algebraic expression.</w:t>
+              <w:t xml:space="preserve">I can explain my expression using the words variable, term, coefficient, constant, substitute, and evaluate.</w:t>
             </w:r>
           </w:p>
         </w:tc>
@@ -1174,6 +1174,314 @@
         </w:tc>
       </w:tr>
     </w:tbl>
+    <w:tbl>
+      <w:tblPr>
+        <w:tblW w:type="pct" w:w="100%"/>
+        <w:tblBorders>
+          <w:top w:val="none" w:color="FFFFFF" w:sz="0"/>
+          <w:left w:val="none" w:color="FFFFFF" w:sz="0"/>
+          <w:bottom w:val="single" w:color="C7D2DD" w:sz="4"/>
+          <w:right w:val="none" w:color="FFFFFF" w:sz="0"/>
+          <w:insideH w:val="none" w:color="FFFFFF" w:sz="0"/>
+          <w:insideV w:val="none" w:color="FFFFFF" w:sz="0"/>
+        </w:tblBorders>
+      </w:tblPr>
+      <w:tblGrid>
+        <w:gridCol w:w="1800"/>
+        <w:gridCol w:w="7560"/>
+      </w:tblGrid>
+      <w:tr>
+        <w:trPr>
+          <w:cantSplit/>
+        </w:trPr>
+        <w:tc>
+          <w:tcPr>
+            <w:tcW w:type="dxa" w:w="1800"/>
+            <w:tcMar>
+              <w:top w:type="dxa" w:w="100"/>
+              <w:left w:type="dxa" w:w="40"/>
+              <w:bottom w:type="dxa" w:w="100"/>
+              <w:right w:type="dxa" w:w="120"/>
+            </w:tcMar>
+            <w:vAlign w:val="center"/>
+          </w:tcPr>
+          <w:p>
+            <w:pPr>
+              <w:spacing w:after="0"/>
+              <w:jc w:val="center"/>
+            </w:pPr>
+            <w:r>
+              <w:drawing>
+                <wp:inline distT="0" distB="0" distL="0" distR="0">
+                  <wp:extent cx="1047750" cy="790575"/>
+                  <wp:effectExtent t="0" r="0" b="0" l="0"/>
+                  <wp:docPr id="1" name="" descr="" title=""/>
+                  <wp:cNvGraphicFramePr>
+                    <a:graphicFrameLocks xmlns:a="http://schemas.openxmlformats.org/drawingml/2006/main" noChangeAspect="1"/>
+                  </wp:cNvGraphicFramePr>
+                  <a:graphic xmlns:a="http://schemas.openxmlformats.org/drawingml/2006/main">
+                    <a:graphicData uri="http://schemas.openxmlformats.org/drawingml/2006/picture">
+                      <pic:pic xmlns:pic="http://schemas.openxmlformats.org/drawingml/2006/picture">
+                        <pic:nvPicPr>
+                          <pic:cNvPr id="0" name="" descr=""/>
+                          <pic:cNvPicPr>
+                            <a:picLocks noChangeAspect="1" noChangeArrowheads="1"/>
+                          </pic:cNvPicPr>
+                        </pic:nvPicPr>
+                        <pic:blipFill>
+                          <a:blip r:embed="rId15" cstate="none"/>
+                          <a:srcRect/>
+                          <a:stretch>
+                            <a:fillRect/>
+                          </a:stretch>
+                        </pic:blipFill>
+                        <pic:spPr bwMode="auto">
+                          <a:xfrm>
+                            <a:off x="0" y="0"/>
+                            <a:ext cx="1047750" cy="790575"/>
+                          </a:xfrm>
+                          <a:prstGeom prst="rect">
+                            <a:avLst/>
+                          </a:prstGeom>
+                        </pic:spPr>
+                      </pic:pic>
+                    </a:graphicData>
+                  </a:graphic>
+                </wp:inline>
+              </w:drawing>
+            </w:r>
+          </w:p>
+        </w:tc>
+        <w:tc>
+          <w:tcPr>
+            <w:tcW w:type="dxa" w:w="7560"/>
+            <w:tcMar>
+              <w:top w:type="dxa" w:w="100"/>
+              <w:left w:type="dxa" w:w="40"/>
+              <w:bottom w:type="dxa" w:w="100"/>
+              <w:right w:type="dxa" w:w="40"/>
+            </w:tcMar>
+            <w:vAlign w:val="center"/>
+          </w:tcPr>
+          <w:p>
+            <w:pPr>
+              <w:spacing w:after="50"/>
+            </w:pPr>
+            <w:r>
+              <w:rPr>
+                <w:b/>
+                <w:bCs/>
+                <w:color w:val="12355B"/>
+                <w:sz w:val="24"/>
+                <w:szCs w:val="24"/>
+              </w:rPr>
+              <w:t xml:space="preserve">Substitute</w:t>
+            </w:r>
+            <w:r>
+              <w:rPr>
+                <w:i/>
+                <w:iCs/>
+                <w:color w:val="5F6F80"/>
+                <w:sz w:val="19"/>
+                <w:szCs w:val="19"/>
+              </w:rPr>
+              <w:t xml:space="preserve">   Sustituir</w:t>
+            </w:r>
+          </w:p>
+          <w:p>
+            <w:pPr>
+              <w:spacing w:after="40"/>
+            </w:pPr>
+            <w:r>
+              <w:rPr>
+                <w:sz w:val="21"/>
+                <w:szCs w:val="21"/>
+              </w:rPr>
+              <w:t xml:space="preserve">To replace a variable with a given number before working out the value.</w:t>
+            </w:r>
+          </w:p>
+          <w:p>
+            <w:pPr>
+              <w:spacing w:after="0"/>
+            </w:pPr>
+            <w:r>
+              <w:rPr>
+                <w:b/>
+                <w:bCs/>
+                <w:color w:val="1FA6A2"/>
+                <w:sz w:val="18"/>
+                <w:szCs w:val="18"/>
+              </w:rPr>
+              <w:t xml:space="preserve">Example:  </w:t>
+            </w:r>
+            <w:r>
+              <w:rPr>
+                <w:i/>
+                <w:iCs/>
+                <w:color w:val="5F6F80"/>
+                <w:sz w:val="18"/>
+                <w:szCs w:val="18"/>
+              </w:rPr>
+              <w:t xml:space="preserve">For s = 30: 4.25s + 23.50 → 4.25 × 30 + 23.50</w:t>
+            </w:r>
+          </w:p>
+        </w:tc>
+      </w:tr>
+    </w:tbl>
+    <w:tbl>
+      <w:tblPr>
+        <w:tblW w:type="pct" w:w="100%"/>
+        <w:tblBorders>
+          <w:top w:val="none" w:color="FFFFFF" w:sz="0"/>
+          <w:left w:val="none" w:color="FFFFFF" w:sz="0"/>
+          <w:bottom w:val="single" w:color="C7D2DD" w:sz="4"/>
+          <w:right w:val="none" w:color="FFFFFF" w:sz="0"/>
+          <w:insideH w:val="none" w:color="FFFFFF" w:sz="0"/>
+          <w:insideV w:val="none" w:color="FFFFFF" w:sz="0"/>
+        </w:tblBorders>
+      </w:tblPr>
+      <w:tblGrid>
+        <w:gridCol w:w="1800"/>
+        <w:gridCol w:w="7560"/>
+      </w:tblGrid>
+      <w:tr>
+        <w:trPr>
+          <w:cantSplit/>
+        </w:trPr>
+        <w:tc>
+          <w:tcPr>
+            <w:tcW w:type="dxa" w:w="1800"/>
+            <w:tcMar>
+              <w:top w:type="dxa" w:w="100"/>
+              <w:left w:type="dxa" w:w="40"/>
+              <w:bottom w:type="dxa" w:w="100"/>
+              <w:right w:type="dxa" w:w="120"/>
+            </w:tcMar>
+            <w:vAlign w:val="center"/>
+          </w:tcPr>
+          <w:p>
+            <w:pPr>
+              <w:spacing w:after="0"/>
+              <w:jc w:val="center"/>
+            </w:pPr>
+            <w:r>
+              <w:drawing>
+                <wp:inline distT="0" distB="0" distL="0" distR="0">
+                  <wp:extent cx="1047750" cy="790575"/>
+                  <wp:effectExtent t="0" r="0" b="0" l="0"/>
+                  <wp:docPr id="1" name="" descr="" title=""/>
+                  <wp:cNvGraphicFramePr>
+                    <a:graphicFrameLocks xmlns:a="http://schemas.openxmlformats.org/drawingml/2006/main" noChangeAspect="1"/>
+                  </wp:cNvGraphicFramePr>
+                  <a:graphic xmlns:a="http://schemas.openxmlformats.org/drawingml/2006/main">
+                    <a:graphicData uri="http://schemas.openxmlformats.org/drawingml/2006/picture">
+                      <pic:pic xmlns:pic="http://schemas.openxmlformats.org/drawingml/2006/picture">
+                        <pic:nvPicPr>
+                          <pic:cNvPr id="0" name="" descr=""/>
+                          <pic:cNvPicPr>
+                            <a:picLocks noChangeAspect="1" noChangeArrowheads="1"/>
+                          </pic:cNvPicPr>
+                        </pic:nvPicPr>
+                        <pic:blipFill>
+                          <a:blip r:embed="rId11" cstate="none"/>
+                          <a:srcRect/>
+                          <a:stretch>
+                            <a:fillRect/>
+                          </a:stretch>
+                        </pic:blipFill>
+                        <pic:spPr bwMode="auto">
+                          <a:xfrm>
+                            <a:off x="0" y="0"/>
+                            <a:ext cx="1047750" cy="790575"/>
+                          </a:xfrm>
+                          <a:prstGeom prst="rect">
+                            <a:avLst/>
+                          </a:prstGeom>
+                        </pic:spPr>
+                      </pic:pic>
+                    </a:graphicData>
+                  </a:graphic>
+                </wp:inline>
+              </w:drawing>
+            </w:r>
+          </w:p>
+        </w:tc>
+        <w:tc>
+          <w:tcPr>
+            <w:tcW w:type="dxa" w:w="7560"/>
+            <w:tcMar>
+              <w:top w:type="dxa" w:w="100"/>
+              <w:left w:type="dxa" w:w="40"/>
+              <w:bottom w:type="dxa" w:w="100"/>
+              <w:right w:type="dxa" w:w="40"/>
+            </w:tcMar>
+            <w:vAlign w:val="center"/>
+          </w:tcPr>
+          <w:p>
+            <w:pPr>
+              <w:spacing w:after="50"/>
+            </w:pPr>
+            <w:r>
+              <w:rPr>
+                <w:b/>
+                <w:bCs/>
+                <w:color w:val="12355B"/>
+                <w:sz w:val="24"/>
+                <w:szCs w:val="24"/>
+              </w:rPr>
+              <w:t xml:space="preserve">Evaluate</w:t>
+            </w:r>
+            <w:r>
+              <w:rPr>
+                <w:i/>
+                <w:iCs/>
+                <w:color w:val="5F6F80"/>
+                <w:sz w:val="19"/>
+                <w:szCs w:val="19"/>
+              </w:rPr>
+              <w:t xml:space="preserve">   Evaluar</w:t>
+            </w:r>
+          </w:p>
+          <w:p>
+            <w:pPr>
+              <w:spacing w:after="40"/>
+            </w:pPr>
+            <w:r>
+              <w:rPr>
+                <w:sz w:val="21"/>
+                <w:szCs w:val="21"/>
+              </w:rPr>
+              <w:t xml:space="preserve">To find what an expression is worth once every variable has a number, following the order of operations.</w:t>
+            </w:r>
+          </w:p>
+          <w:p>
+            <w:pPr>
+              <w:spacing w:after="0"/>
+            </w:pPr>
+            <w:r>
+              <w:rPr>
+                <w:b/>
+                <w:bCs/>
+                <w:color w:val="1FA6A2"/>
+                <w:sz w:val="18"/>
+                <w:szCs w:val="18"/>
+              </w:rPr>
+              <w:t xml:space="preserve">Example:  </w:t>
+            </w:r>
+            <w:r>
+              <w:rPr>
+                <w:i/>
+                <w:iCs/>
+                <w:color w:val="5F6F80"/>
+                <w:sz w:val="18"/>
+                <w:szCs w:val="18"/>
+              </w:rPr>
+              <w:t xml:space="preserve">4.25 × 30 + 23.50 = 151</w:t>
+            </w:r>
+          </w:p>
+        </w:tc>
+      </w:tr>
+    </w:tbl>
     <w:p>
       <w:pPr>
         <w:pStyle w:val="Heading1"/>
@@ -1260,7 +1568,7 @@
                 <w:sz w:val="21"/>
                 <w:szCs w:val="21"/>
               </w:rPr>
-              <w:t xml:space="preserve">Write Algebraic Expressions      •      Variable      •      Algebraic Expression      •      Coefficient      •      Constant      •      Like terms</w:t>
+              <w:t xml:space="preserve">Write Algebraic Expressions      •      Variable      •      Algebraic Expression      •      Coefficient      •      Constant      •      Like terms      •      Substitute      •      Evaluate</w:t>
             </w:r>
           </w:p>
         </w:tc>
@@ -1293,7 +1601,7 @@
           <w:sz w:val="22"/>
           <w:szCs w:val="22"/>
         </w:rPr>
-        <w:t xml:space="preserve">__________  —  Translate words or a situation into numbers, variables, and operation symbols.</w:t>
+        <w:t xml:space="preserve">Turn the words into numbers, operations and a ___.</w:t>
       </w:r>
     </w:p>
     <w:p>
@@ -1404,6 +1712,50 @@
           <w:szCs w:val="22"/>
         </w:rPr>
         <w:t xml:space="preserve">Terms with the same variable part are ___.</w:t>
+      </w:r>
+    </w:p>
+    <w:p>
+      <w:pPr>
+        <w:spacing w:after="120" w:before="80"/>
+      </w:pPr>
+      <w:r>
+        <w:rPr>
+          <w:b/>
+          <w:bCs/>
+          <w:color w:val="12355B"/>
+          <w:sz w:val="22"/>
+          <w:szCs w:val="22"/>
+        </w:rPr>
+        <w:t xml:space="preserve">7.  </w:t>
+      </w:r>
+      <w:r>
+        <w:rPr>
+          <w:sz w:val="22"/>
+          <w:szCs w:val="22"/>
+        </w:rPr>
+        <w:t xml:space="preserve">Replace the variable with a given number before you ___ the expression.</w:t>
+      </w:r>
+    </w:p>
+    <w:p>
+      <w:pPr>
+        <w:spacing w:after="120" w:before="80"/>
+      </w:pPr>
+      <w:r>
+        <w:rPr>
+          <w:b/>
+          <w:bCs/>
+          <w:color w:val="12355B"/>
+          <w:sz w:val="22"/>
+          <w:szCs w:val="22"/>
+        </w:rPr>
+        <w:t xml:space="preserve">8.  </w:t>
+      </w:r>
+      <w:r>
+        <w:rPr>
+          <w:sz w:val="22"/>
+          <w:szCs w:val="22"/>
+        </w:rPr>
+        <w:t xml:space="preserve">To put numbers in for the letters and work out the value is to ___.</w:t>
       </w:r>
     </w:p>
     <w:p>
@@ -3992,7 +4344,7 @@
           <w:sz w:val="21"/>
           <w:szCs w:val="21"/>
         </w:rPr>
-        <w:t xml:space="preserve">Which key word tells you to multiply?</w:t>
+        <w:t xml:space="preserve">Evaluate 4.25s + 23.50 when s = 10.</w:t>
       </w:r>
     </w:p>
     <w:p>
@@ -4005,7 +4357,7 @@
           <w:sz w:val="20"/>
           <w:szCs w:val="20"/>
         </w:rPr>
-        <w:t xml:space="preserve">A)  Product</w:t>
+        <w:t xml:space="preserve">A)  $66.00</w:t>
       </w:r>
     </w:p>
     <w:p>
@@ -4018,7 +4370,7 @@
           <w:sz w:val="20"/>
           <w:szCs w:val="20"/>
         </w:rPr>
-        <w:t xml:space="preserve">B)  Sum</w:t>
+        <w:t xml:space="preserve">B)  $277.50</w:t>
       </w:r>
     </w:p>
     <w:p>
@@ -4031,7 +4383,7 @@
           <w:sz w:val="20"/>
           <w:szCs w:val="20"/>
         </w:rPr>
-        <w:t xml:space="preserve">C)  Difference</w:t>
+        <w:t xml:space="preserve">C)  $47.75</w:t>
       </w:r>
     </w:p>
     <w:p>
@@ -4044,7 +4396,7 @@
           <w:sz w:val="20"/>
           <w:szCs w:val="20"/>
         </w:rPr>
-        <w:t xml:space="preserve">D)  Quotient</w:t>
+        <w:t xml:space="preserve">D)  $66.75</w:t>
       </w:r>
     </w:p>
     <w:p>
@@ -4102,6 +4454,404 @@
     </w:tbl>
     <w:p>
       <w:pPr>
+        <w:keepNext/>
+        <w:spacing w:after="60" w:before="160"/>
+      </w:pPr>
+      <w:r>
+        <w:rPr>
+          <w:b/>
+          <w:bCs/>
+          <w:color w:val="12355B"/>
+          <w:sz w:val="22"/>
+          <w:szCs w:val="22"/>
+        </w:rPr>
+        <w:t xml:space="preserve">3.  </w:t>
+      </w:r>
+      <w:r>
+        <w:rPr>
+          <w:b/>
+          <w:bCs/>
+          <w:sz w:val="21"/>
+          <w:szCs w:val="21"/>
+        </w:rPr>
+        <w:t xml:space="preserve">Which key word tells you to multiply?</w:t>
+      </w:r>
+    </w:p>
+    <w:p>
+      <w:pPr>
+        <w:spacing w:after="40"/>
+        <w:ind w:left="420"/>
+      </w:pPr>
+      <w:r>
+        <w:rPr>
+          <w:sz w:val="20"/>
+          <w:szCs w:val="20"/>
+        </w:rPr>
+        <w:t xml:space="preserve">A)  Product</w:t>
+      </w:r>
+    </w:p>
+    <w:p>
+      <w:pPr>
+        <w:spacing w:after="40"/>
+        <w:ind w:left="420"/>
+      </w:pPr>
+      <w:r>
+        <w:rPr>
+          <w:sz w:val="20"/>
+          <w:szCs w:val="20"/>
+        </w:rPr>
+        <w:t xml:space="preserve">B)  Sum</w:t>
+      </w:r>
+    </w:p>
+    <w:p>
+      <w:pPr>
+        <w:spacing w:after="40"/>
+        <w:ind w:left="420"/>
+      </w:pPr>
+      <w:r>
+        <w:rPr>
+          <w:sz w:val="20"/>
+          <w:szCs w:val="20"/>
+        </w:rPr>
+        <w:t xml:space="preserve">C)  Difference</w:t>
+      </w:r>
+    </w:p>
+    <w:p>
+      <w:pPr>
+        <w:spacing w:after="40"/>
+        <w:ind w:left="420"/>
+      </w:pPr>
+      <w:r>
+        <w:rPr>
+          <w:sz w:val="20"/>
+          <w:szCs w:val="20"/>
+        </w:rPr>
+        <w:t xml:space="preserve">D)  Quotient</w:t>
+      </w:r>
+    </w:p>
+    <w:p>
+      <w:pPr>
+        <w:spacing w:after="20"/>
+      </w:pPr>
+      <w:r>
+        <w:t xml:space="preserve"/>
+      </w:r>
+    </w:p>
+    <w:tbl>
+      <w:tblPr>
+        <w:tblW w:type="pct" w:w="100%"/>
+        <w:tblBorders>
+          <w:top w:val="single" w:color="C7D2DD" w:sz="6"/>
+          <w:left w:val="single" w:color="C7D2DD" w:sz="6"/>
+          <w:bottom w:val="single" w:color="C7D2DD" w:sz="6"/>
+          <w:right w:val="single" w:color="C7D2DD" w:sz="6"/>
+          <w:insideH w:val="single" w:color="auto" w:sz="4"/>
+          <w:insideV w:val="single" w:color="auto" w:sz="4"/>
+        </w:tblBorders>
+      </w:tblPr>
+      <w:tblGrid>
+        <w:gridCol w:w="100"/>
+      </w:tblGrid>
+      <w:tr>
+        <w:tc>
+          <w:tcPr>
+            <w:shd w:fill="FBF3E2" w:color="auto" w:val="clear"/>
+            <w:tcMar>
+              <w:top w:type="dxa" w:w="60"/>
+              <w:left w:type="dxa" w:w="120"/>
+              <w:bottom w:type="dxa" w:w="60"/>
+              <w:right w:type="dxa" w:w="120"/>
+            </w:tcMar>
+          </w:tcPr>
+          <w:p>
+            <w:pPr>
+              <w:spacing w:after="0" w:line="320"/>
+            </w:pPr>
+            <w:r>
+              <w:t xml:space="preserve"/>
+            </w:r>
+          </w:p>
+          <w:p>
+            <w:pPr>
+              <w:spacing w:after="0" w:line="320"/>
+            </w:pPr>
+            <w:r>
+              <w:t xml:space="preserve"/>
+            </w:r>
+          </w:p>
+        </w:tc>
+      </w:tr>
+    </w:tbl>
+    <w:p>
+      <w:pPr>
+        <w:pStyle w:val="Heading2"/>
+        <w:spacing w:after="80" w:before="180"/>
+      </w:pPr>
+      <w:r>
+        <w:rPr>
+          <w:b/>
+          <w:bCs/>
+          <w:color w:val="12355B"/>
+          <w:sz w:val="24"/>
+          <w:szCs w:val="24"/>
+        </w:rPr>
+        <w:t xml:space="preserve">On Level</w:t>
+      </w:r>
+      <w:r>
+        <w:rPr>
+          <w:i/>
+          <w:iCs/>
+          <w:color w:val="12355B"/>
+          <w:sz w:val="19"/>
+          <w:szCs w:val="19"/>
+        </w:rPr>
+        <w:t xml:space="preserve">   grade-level practice</w:t>
+      </w:r>
+    </w:p>
+    <w:p>
+      <w:pPr>
+        <w:keepNext/>
+        <w:spacing w:after="60" w:before="160"/>
+      </w:pPr>
+      <w:r>
+        <w:rPr>
+          <w:b/>
+          <w:bCs/>
+          <w:color w:val="12355B"/>
+          <w:sz w:val="22"/>
+          <w:szCs w:val="22"/>
+        </w:rPr>
+        <w:t xml:space="preserve">4.  </w:t>
+      </w:r>
+      <w:r>
+        <w:rPr>
+          <w:b/>
+          <w:bCs/>
+          <w:sz w:val="21"/>
+          <w:szCs w:val="21"/>
+        </w:rPr>
+        <w:t xml:space="preserve">The expression 8n + 15 gives the cost of n tickets plus a fee. What is the cost for 6 tickets?</w:t>
+      </w:r>
+    </w:p>
+    <w:p>
+      <w:pPr>
+        <w:spacing w:after="40"/>
+        <w:ind w:left="420"/>
+      </w:pPr>
+      <w:r>
+        <w:rPr>
+          <w:sz w:val="20"/>
+          <w:szCs w:val="20"/>
+        </w:rPr>
+        <w:t xml:space="preserve">A)  $63</w:t>
+      </w:r>
+    </w:p>
+    <w:p>
+      <w:pPr>
+        <w:spacing w:after="40"/>
+        <w:ind w:left="420"/>
+      </w:pPr>
+      <w:r>
+        <w:rPr>
+          <w:sz w:val="20"/>
+          <w:szCs w:val="20"/>
+        </w:rPr>
+        <w:t xml:space="preserve">B)  $138</w:t>
+      </w:r>
+    </w:p>
+    <w:p>
+      <w:pPr>
+        <w:spacing w:after="40"/>
+        <w:ind w:left="420"/>
+      </w:pPr>
+      <w:r>
+        <w:rPr>
+          <w:sz w:val="20"/>
+          <w:szCs w:val="20"/>
+        </w:rPr>
+        <w:t xml:space="preserve">C)  $29</w:t>
+      </w:r>
+    </w:p>
+    <w:p>
+      <w:pPr>
+        <w:spacing w:after="40"/>
+        <w:ind w:left="420"/>
+      </w:pPr>
+      <w:r>
+        <w:rPr>
+          <w:sz w:val="20"/>
+          <w:szCs w:val="20"/>
+        </w:rPr>
+        <w:t xml:space="preserve">D)  $48</w:t>
+      </w:r>
+    </w:p>
+    <w:p>
+      <w:pPr>
+        <w:spacing w:after="20"/>
+      </w:pPr>
+      <w:r>
+        <w:t xml:space="preserve"/>
+      </w:r>
+    </w:p>
+    <w:tbl>
+      <w:tblPr>
+        <w:tblW w:type="pct" w:w="100%"/>
+        <w:tblBorders>
+          <w:top w:val="single" w:color="C7D2DD" w:sz="6"/>
+          <w:left w:val="single" w:color="C7D2DD" w:sz="6"/>
+          <w:bottom w:val="single" w:color="C7D2DD" w:sz="6"/>
+          <w:right w:val="single" w:color="C7D2DD" w:sz="6"/>
+          <w:insideH w:val="single" w:color="auto" w:sz="4"/>
+          <w:insideV w:val="single" w:color="auto" w:sz="4"/>
+        </w:tblBorders>
+      </w:tblPr>
+      <w:tblGrid>
+        <w:gridCol w:w="100"/>
+      </w:tblGrid>
+      <w:tr>
+        <w:tc>
+          <w:tcPr>
+            <w:shd w:fill="FBF3E2" w:color="auto" w:val="clear"/>
+            <w:tcMar>
+              <w:top w:type="dxa" w:w="60"/>
+              <w:left w:type="dxa" w:w="120"/>
+              <w:bottom w:type="dxa" w:w="60"/>
+              <w:right w:type="dxa" w:w="120"/>
+            </w:tcMar>
+          </w:tcPr>
+          <w:p>
+            <w:pPr>
+              <w:spacing w:after="0" w:line="320"/>
+            </w:pPr>
+            <w:r>
+              <w:t xml:space="preserve"/>
+            </w:r>
+          </w:p>
+          <w:p>
+            <w:pPr>
+              <w:spacing w:after="0" w:line="320"/>
+            </w:pPr>
+            <w:r>
+              <w:t xml:space="preserve"/>
+            </w:r>
+          </w:p>
+        </w:tc>
+      </w:tr>
+    </w:tbl>
+    <w:p>
+      <w:pPr>
+        <w:pStyle w:val="Heading2"/>
+        <w:spacing w:after="80" w:before="180"/>
+      </w:pPr>
+      <w:r>
+        <w:rPr>
+          <w:b/>
+          <w:bCs/>
+          <w:color w:val="12355B"/>
+          <w:sz w:val="24"/>
+          <w:szCs w:val="24"/>
+        </w:rPr>
+        <w:t xml:space="preserve">Level 2 Enrichment</w:t>
+      </w:r>
+      <w:r>
+        <w:rPr>
+          <w:i/>
+          <w:iCs/>
+          <w:color w:val="6B4FA0"/>
+          <w:sz w:val="19"/>
+          <w:szCs w:val="19"/>
+        </w:rPr>
+        <w:t xml:space="preserve">   stretch your thinking</w:t>
+      </w:r>
+    </w:p>
+    <w:p>
+      <w:pPr>
+        <w:keepNext/>
+        <w:spacing w:after="60" w:before="160"/>
+      </w:pPr>
+      <w:r>
+        <w:rPr>
+          <w:b/>
+          <w:bCs/>
+          <w:color w:val="12355B"/>
+          <w:sz w:val="22"/>
+          <w:szCs w:val="22"/>
+        </w:rPr>
+        <w:t xml:space="preserve">5.  </w:t>
+      </w:r>
+      <w:r>
+        <w:rPr>
+          <w:b/>
+          <w:bCs/>
+          <w:sz w:val="21"/>
+          <w:szCs w:val="21"/>
+        </w:rPr>
+        <w:t xml:space="preserve">Field day needs one $4.25 item per student plus a one-time $23.50 shipping fee. Write the expression, then find the cost for 30 students AND for 60 students. Does doubling the students double the cost? Explain.</w:t>
+      </w:r>
+    </w:p>
+    <w:tbl>
+      <w:tblPr>
+        <w:tblW w:type="pct" w:w="100%"/>
+        <w:tblBorders>
+          <w:top w:val="single" w:color="C7D2DD" w:sz="6"/>
+          <w:left w:val="single" w:color="C7D2DD" w:sz="6"/>
+          <w:bottom w:val="single" w:color="C7D2DD" w:sz="6"/>
+          <w:right w:val="single" w:color="C7D2DD" w:sz="6"/>
+          <w:insideH w:val="single" w:color="auto" w:sz="4"/>
+          <w:insideV w:val="single" w:color="auto" w:sz="4"/>
+        </w:tblBorders>
+      </w:tblPr>
+      <w:tblGrid>
+        <w:gridCol w:w="100"/>
+      </w:tblGrid>
+      <w:tr>
+        <w:tc>
+          <w:tcPr>
+            <w:shd w:fill="FBF3E2" w:color="auto" w:val="clear"/>
+            <w:tcMar>
+              <w:top w:type="dxa" w:w="60"/>
+              <w:left w:type="dxa" w:w="120"/>
+              <w:bottom w:type="dxa" w:w="60"/>
+              <w:right w:type="dxa" w:w="120"/>
+            </w:tcMar>
+          </w:tcPr>
+          <w:p>
+            <w:pPr>
+              <w:spacing w:after="0" w:line="320"/>
+            </w:pPr>
+            <w:r>
+              <w:t xml:space="preserve"/>
+            </w:r>
+          </w:p>
+          <w:p>
+            <w:pPr>
+              <w:spacing w:after="0" w:line="320"/>
+            </w:pPr>
+            <w:r>
+              <w:t xml:space="preserve"/>
+            </w:r>
+          </w:p>
+          <w:p>
+            <w:pPr>
+              <w:spacing w:after="0" w:line="320"/>
+            </w:pPr>
+            <w:r>
+              <w:t xml:space="preserve"/>
+            </w:r>
+          </w:p>
+          <w:p>
+            <w:pPr>
+              <w:spacing w:after="0" w:line="320"/>
+            </w:pPr>
+            <w:r>
+              <w:t xml:space="preserve"/>
+            </w:r>
+          </w:p>
+        </w:tc>
+      </w:tr>
+    </w:tbl>
+    <w:p>
+      <w:pPr>
         <w:pStyle w:val="Heading1"/>
         <w:pageBreakBefore/>
         <w:pBdr>
@@ -4154,7 +4904,7 @@
           <w:sz w:val="22"/>
           <w:szCs w:val="22"/>
         </w:rPr>
-        <w:t xml:space="preserve">Which expression represents '3 more than twice a number n'?</w:t>
+        <w:t xml:space="preserve">A club orders one $4.25 shirt for each student plus a one-time $23.50 shipping fee. Write the expression for s students, then find the cost for 30 students.</w:t>
       </w:r>
     </w:p>
     <w:p>
@@ -4167,7 +4917,7 @@
           <w:sz w:val="21"/>
           <w:szCs w:val="21"/>
         </w:rPr>
-        <w:t xml:space="preserve">A)  2n + 3</w:t>
+        <w:t xml:space="preserve">A)  4.25s + 23.50; for s = 30 the cost is $151.00</w:t>
       </w:r>
     </w:p>
     <w:p>
@@ -4180,7 +4930,7 @@
           <w:sz w:val="21"/>
           <w:szCs w:val="21"/>
         </w:rPr>
-        <w:t xml:space="preserve">B)  3n + 2</w:t>
+        <w:t xml:space="preserve">B)  4.25s + 23.50; for s = 30 the cost is $832.50</w:t>
       </w:r>
     </w:p>
     <w:p>
@@ -4193,7 +4943,7 @@
           <w:sz w:val="21"/>
           <w:szCs w:val="21"/>
         </w:rPr>
-        <w:t xml:space="preserve">C)  2(n + 3)</w:t>
+        <w:t xml:space="preserve">C)  4.25 + 23.50s; for s = 30 the cost is $709.25</w:t>
       </w:r>
     </w:p>
     <w:p>
@@ -4206,7 +4956,7 @@
           <w:sz w:val="21"/>
           <w:szCs w:val="21"/>
         </w:rPr>
-        <w:t xml:space="preserve">D)  2 + 3n</w:t>
+        <w:t xml:space="preserve">D)  27.75s; for s = 30 the cost is $832.50</w:t>
       </w:r>
     </w:p>
     <w:p>
@@ -4396,6 +5146,48 @@
     </w:p>
     <w:p>
       <w:pPr>
+        <w:spacing w:after="80"/>
+      </w:pPr>
+      <w:r>
+        <w:rPr>
+          <w:b/>
+          <w:bCs/>
+          <w:sz w:val="21"/>
+          <w:szCs w:val="21"/>
+        </w:rPr>
+        <w:t xml:space="preserve">Notes 7:  </w:t>
+      </w:r>
+      <w:r>
+        <w:rPr>
+          <w:sz w:val="21"/>
+          <w:szCs w:val="21"/>
+        </w:rPr>
+        <w:t xml:space="preserve">Substitute</w:t>
+      </w:r>
+    </w:p>
+    <w:p>
+      <w:pPr>
+        <w:spacing w:after="80"/>
+      </w:pPr>
+      <w:r>
+        <w:rPr>
+          <w:b/>
+          <w:bCs/>
+          <w:sz w:val="21"/>
+          <w:szCs w:val="21"/>
+        </w:rPr>
+        <w:t xml:space="preserve">Notes 8:  </w:t>
+      </w:r>
+      <w:r>
+        <w:rPr>
+          <w:sz w:val="21"/>
+          <w:szCs w:val="21"/>
+        </w:rPr>
+        <w:t xml:space="preserve">Evaluate</w:t>
+      </w:r>
+    </w:p>
+    <w:p>
+      <w:pPr>
         <w:pStyle w:val="Heading2"/>
         <w:spacing w:after="80" w:before="180"/>
       </w:pPr>
@@ -4558,7 +5350,7 @@
           <w:sz w:val="21"/>
           <w:szCs w:val="21"/>
         </w:rPr>
-        <w:t xml:space="preserve">A)  Product</w:t>
+        <w:t xml:space="preserve">A)  $66.00</w:t>
       </w:r>
       <w:r>
         <w:rPr>
@@ -4568,23 +5360,7 @@
           <w:sz w:val="19"/>
           <w:szCs w:val="19"/>
         </w:rPr>
-        <w:t xml:space="preserve">  — 'Product' means multiplication. 'Sum' means addition, 'difference' means subtraction, and 'quotient' means division.</w:t>
-      </w:r>
-    </w:p>
-    <w:p>
-      <w:pPr>
-        <w:pStyle w:val="Heading2"/>
-        <w:spacing w:after="80" w:before="180"/>
-      </w:pPr>
-      <w:r>
-        <w:rPr>
-          <w:b/>
-          <w:bCs/>
-          <w:color w:val="12355B"/>
-          <w:sz w:val="24"/>
-          <w:szCs w:val="24"/>
-        </w:rPr>
-        <w:t xml:space="preserve">Exit Ticket</w:t>
+        <w:t xml:space="preserve">  — Substitute s = 10: 4.25 × 10 + 23.50. Multiply first: 42.50, then add: 42.50 + 23.50 = $66.00.</w:t>
       </w:r>
     </w:p>
     <w:p>
@@ -4593,10 +5369,19 @@
       </w:pPr>
       <w:r>
         <w:rPr>
-          <w:sz w:val="21"/>
-          <w:szCs w:val="21"/>
-        </w:rPr>
-        <w:t xml:space="preserve">A)  2n + 3</w:t>
+          <w:b/>
+          <w:bCs/>
+          <w:sz w:val="21"/>
+          <w:szCs w:val="21"/>
+        </w:rPr>
+        <w:t xml:space="preserve">3.  </w:t>
+      </w:r>
+      <w:r>
+        <w:rPr>
+          <w:sz w:val="21"/>
+          <w:szCs w:val="21"/>
+        </w:rPr>
+        <w:t xml:space="preserve">A)  Product</w:t>
       </w:r>
       <w:r>
         <w:rPr>
@@ -4606,7 +5391,132 @@
           <w:sz w:val="19"/>
           <w:szCs w:val="19"/>
         </w:rPr>
-        <w:t xml:space="preserve">  — 'Twice a number n' is 2n. '3 more than' means + 3. So the expression is 2n + 3.</w:t>
+        <w:t xml:space="preserve">  — 'Product' means multiplication. 'Sum' means addition, 'difference' means subtraction, and 'quotient' means division.</w:t>
+      </w:r>
+    </w:p>
+    <w:p>
+      <w:pPr>
+        <w:pStyle w:val="Heading2"/>
+        <w:spacing w:after="80" w:before="180"/>
+      </w:pPr>
+      <w:r>
+        <w:rPr>
+          <w:b/>
+          <w:bCs/>
+          <w:color w:val="12355B"/>
+          <w:sz w:val="24"/>
+          <w:szCs w:val="24"/>
+        </w:rPr>
+        <w:t xml:space="preserve">On Level</w:t>
+      </w:r>
+    </w:p>
+    <w:p>
+      <w:pPr>
+        <w:spacing w:after="80"/>
+      </w:pPr>
+      <w:r>
+        <w:rPr>
+          <w:b/>
+          <w:bCs/>
+          <w:sz w:val="21"/>
+          <w:szCs w:val="21"/>
+        </w:rPr>
+        <w:t xml:space="preserve">4.  </w:t>
+      </w:r>
+      <w:r>
+        <w:rPr>
+          <w:sz w:val="21"/>
+          <w:szCs w:val="21"/>
+        </w:rPr>
+        <w:t xml:space="preserve">A)  $63</w:t>
+      </w:r>
+      <w:r>
+        <w:rPr>
+          <w:i/>
+          <w:iCs/>
+          <w:color w:val="5F6F80"/>
+          <w:sz w:val="19"/>
+          <w:szCs w:val="19"/>
+        </w:rPr>
+        <w:t xml:space="preserve">  — Substitute n = 6: 8 × 6 + 15 = 48 + 15 = $63.</w:t>
+      </w:r>
+    </w:p>
+    <w:p>
+      <w:pPr>
+        <w:pStyle w:val="Heading2"/>
+        <w:spacing w:after="80" w:before="180"/>
+      </w:pPr>
+      <w:r>
+        <w:rPr>
+          <w:b/>
+          <w:bCs/>
+          <w:color w:val="12355B"/>
+          <w:sz w:val="24"/>
+          <w:szCs w:val="24"/>
+        </w:rPr>
+        <w:t xml:space="preserve">Level 2 Enrichment</w:t>
+      </w:r>
+    </w:p>
+    <w:p>
+      <w:pPr>
+        <w:spacing w:after="80"/>
+      </w:pPr>
+      <w:r>
+        <w:rPr>
+          <w:b/>
+          <w:bCs/>
+          <w:sz w:val="21"/>
+          <w:szCs w:val="21"/>
+        </w:rPr>
+        <w:t xml:space="preserve">5.  </w:t>
+      </w:r>
+      <w:r>
+        <w:rPr>
+          <w:sz w:val="21"/>
+          <w:szCs w:val="21"/>
+        </w:rPr>
+        <w:t xml:space="preserve">The expression is 4.25s + 23.50. For s = 30: 4.25 × 30 + 23.50 = 127.50 + 23.50 = $151.00. For s = 60: 4.25 × 60 + 23.50 = 255.00 + 23.50 = $278.50. Doubling the students does NOT double the cost. Twice $151.00 would be $302.00, but the actual cost is $278.50 — a difference of exactly $23.50. The reason is that only the 4.25s term depends on the number of students; the shipping fee is a constant charged once no matter how many students come, so it is not doubled along with everything else.</w:t>
+      </w:r>
+      <w:r>
+        <w:t xml:space="preserve"/>
+      </w:r>
+    </w:p>
+    <w:p>
+      <w:pPr>
+        <w:pStyle w:val="Heading2"/>
+        <w:spacing w:after="80" w:before="180"/>
+      </w:pPr>
+      <w:r>
+        <w:rPr>
+          <w:b/>
+          <w:bCs/>
+          <w:color w:val="12355B"/>
+          <w:sz w:val="24"/>
+          <w:szCs w:val="24"/>
+        </w:rPr>
+        <w:t xml:space="preserve">Exit Ticket</w:t>
+      </w:r>
+    </w:p>
+    <w:p>
+      <w:pPr>
+        <w:spacing w:after="80"/>
+      </w:pPr>
+      <w:r>
+        <w:rPr>
+          <w:sz w:val="21"/>
+          <w:szCs w:val="21"/>
+        </w:rPr>
+        <w:t xml:space="preserve">A)  4.25s + 23.50; for s = 30 the cost is $151.00</w:t>
+      </w:r>
+      <w:r>
+        <w:rPr>
+          <w:i/>
+          <w:iCs/>
+          <w:color w:val="5F6F80"/>
+          <w:sz w:val="19"/>
+          <w:szCs w:val="19"/>
+        </w:rPr>
+        <w:t xml:space="preserve">  — “Each student” attaches to the variable: 4.25s. The shipping fee is charged once, so it is a constant: 4.25s + 23.50. Substituting s = 30 gives 4.25 × 30 + 23.50 = 127.50 + 23.50 = $151.00.</w:t>
       </w:r>
     </w:p>
     <w:p>

--- a/lessons/6-5/downloads/6-5-notes-teacher.docx
+++ b/lessons/6-5/downloads/6-5-notes-teacher.docx
@@ -219,10 +219,12 @@
     <w:p>
       <w:pPr>
         <w:pStyle w:val="Heading1"/>
+        <w:keepNext/>
+        <w:keepLines/>
         <w:pBdr>
           <w:bottom w:val="single" w:color="1FA6A2" w:sz="14" w:space="6"/>
         </w:pBdr>
-        <w:spacing w:after="140" w:before="260"/>
+        <w:spacing w:after="140" w:before="300"/>
       </w:pPr>
       <w:r>
         <w:rPr>
@@ -1485,10 +1487,12 @@
     <w:p>
       <w:pPr>
         <w:pStyle w:val="Heading1"/>
+        <w:keepNext/>
+        <w:keepLines/>
         <w:pBdr>
           <w:bottom w:val="single" w:color="1FA6A2" w:sz="14" w:space="6"/>
         </w:pBdr>
-        <w:spacing w:after="140" w:before="260"/>
+        <w:spacing w:after="140" w:before="300"/>
       </w:pPr>
       <w:r>
         <w:rPr>
@@ -1584,7 +1588,8 @@
     </w:p>
     <w:p>
       <w:pPr>
-        <w:spacing w:after="120" w:before="80"/>
+        <w:keepLines/>
+        <w:spacing w:after="260" w:before="200"/>
       </w:pPr>
       <w:r>
         <w:rPr>
@@ -1601,34 +1606,27 @@
           <w:sz w:val="22"/>
           <w:szCs w:val="22"/>
         </w:rPr>
-        <w:t xml:space="preserve">Turn the words into numbers, operations and a ___.</w:t>
-      </w:r>
-    </w:p>
-    <w:p>
-      <w:pPr>
-        <w:spacing w:after="120" w:before="80"/>
-      </w:pPr>
-      <w:r>
-        <w:rPr>
-          <w:b/>
-          <w:bCs/>
-          <w:color w:val="12355B"/>
+        <w:t xml:space="preserve">Turn the words into numbers, operations and a </w:t>
+      </w:r>
+      <w:r>
+        <w:rPr>
           <w:sz w:val="22"/>
           <w:szCs w:val="22"/>
         </w:rPr>
-        <w:t xml:space="preserve">2.  </w:t>
+        <w:t xml:space="preserve">________________</w:t>
       </w:r>
       <w:r>
         <w:rPr>
           <w:sz w:val="22"/>
           <w:szCs w:val="22"/>
         </w:rPr>
-        <w:t xml:space="preserve">A letter that stands for an unknown number is a ___.</w:t>
-      </w:r>
-    </w:p>
-    <w:p>
-      <w:pPr>
-        <w:spacing w:after="120" w:before="80"/>
+        <w:t xml:space="preserve">.</w:t>
+      </w:r>
+    </w:p>
+    <w:p>
+      <w:pPr>
+        <w:keepLines/>
+        <w:spacing w:after="260" w:before="200"/>
       </w:pPr>
       <w:r>
         <w:rPr>
@@ -1638,41 +1636,34 @@
           <w:sz w:val="22"/>
           <w:szCs w:val="22"/>
         </w:rPr>
-        <w:t xml:space="preserve">3.  </w:t>
+        <w:t xml:space="preserve">2.  </w:t>
       </w:r>
       <w:r>
         <w:rPr>
           <w:sz w:val="22"/>
           <w:szCs w:val="22"/>
         </w:rPr>
-        <w:t xml:space="preserve">A math phrase with variables, numbers, and operations but no equal sign is an ___.</w:t>
-      </w:r>
-    </w:p>
-    <w:p>
-      <w:pPr>
-        <w:spacing w:after="120" w:before="80"/>
-      </w:pPr>
-      <w:r>
-        <w:rPr>
-          <w:b/>
-          <w:bCs/>
-          <w:color w:val="12355B"/>
+        <w:t xml:space="preserve">A letter that stands for an unknown number is a </w:t>
+      </w:r>
+      <w:r>
+        <w:rPr>
           <w:sz w:val="22"/>
           <w:szCs w:val="22"/>
         </w:rPr>
-        <w:t xml:space="preserve">4.  </w:t>
+        <w:t xml:space="preserve">________________</w:t>
       </w:r>
       <w:r>
         <w:rPr>
           <w:sz w:val="22"/>
           <w:szCs w:val="22"/>
         </w:rPr>
-        <w:t xml:space="preserve">The number multiplied by a variable, like the 7 in 7n, is the ___.</w:t>
-      </w:r>
-    </w:p>
-    <w:p>
-      <w:pPr>
-        <w:spacing w:after="120" w:before="80"/>
+        <w:t xml:space="preserve">.</w:t>
+      </w:r>
+    </w:p>
+    <w:p>
+      <w:pPr>
+        <w:keepLines/>
+        <w:spacing w:after="260" w:before="200"/>
       </w:pPr>
       <w:r>
         <w:rPr>
@@ -1682,41 +1673,34 @@
           <w:sz w:val="22"/>
           <w:szCs w:val="22"/>
         </w:rPr>
-        <w:t xml:space="preserve">5.  </w:t>
+        <w:t xml:space="preserve">3.  </w:t>
       </w:r>
       <w:r>
         <w:rPr>
           <w:sz w:val="22"/>
           <w:szCs w:val="22"/>
         </w:rPr>
-        <w:t xml:space="preserve">A term that is just a number and never changes, like the 5 in 3x + 5, is a ___.</w:t>
-      </w:r>
-    </w:p>
-    <w:p>
-      <w:pPr>
-        <w:spacing w:after="120" w:before="80"/>
-      </w:pPr>
-      <w:r>
-        <w:rPr>
-          <w:b/>
-          <w:bCs/>
-          <w:color w:val="12355B"/>
+        <w:t xml:space="preserve">A math phrase with variables, numbers, and operations but no equal sign is an </w:t>
+      </w:r>
+      <w:r>
+        <w:rPr>
           <w:sz w:val="22"/>
           <w:szCs w:val="22"/>
         </w:rPr>
-        <w:t xml:space="preserve">6.  </w:t>
+        <w:t xml:space="preserve">________________</w:t>
       </w:r>
       <w:r>
         <w:rPr>
           <w:sz w:val="22"/>
           <w:szCs w:val="22"/>
         </w:rPr>
-        <w:t xml:space="preserve">Terms with the same variable part are ___.</w:t>
-      </w:r>
-    </w:p>
-    <w:p>
-      <w:pPr>
-        <w:spacing w:after="120" w:before="80"/>
+        <w:t xml:space="preserve">.</w:t>
+      </w:r>
+    </w:p>
+    <w:p>
+      <w:pPr>
+        <w:keepLines/>
+        <w:spacing w:after="260" w:before="200"/>
       </w:pPr>
       <w:r>
         <w:rPr>
@@ -1726,46 +1710,187 @@
           <w:sz w:val="22"/>
           <w:szCs w:val="22"/>
         </w:rPr>
-        <w:t xml:space="preserve">7.  </w:t>
+        <w:t xml:space="preserve">4.  </w:t>
       </w:r>
       <w:r>
         <w:rPr>
           <w:sz w:val="22"/>
           <w:szCs w:val="22"/>
         </w:rPr>
-        <w:t xml:space="preserve">Replace the variable with a given number before you ___ the expression.</w:t>
-      </w:r>
-    </w:p>
-    <w:p>
-      <w:pPr>
-        <w:spacing w:after="120" w:before="80"/>
-      </w:pPr>
-      <w:r>
-        <w:rPr>
-          <w:b/>
-          <w:bCs/>
-          <w:color w:val="12355B"/>
+        <w:t xml:space="preserve">The number multiplied by a variable, like the 7 in 7n, is the </w:t>
+      </w:r>
+      <w:r>
+        <w:rPr>
           <w:sz w:val="22"/>
           <w:szCs w:val="22"/>
         </w:rPr>
-        <w:t xml:space="preserve">8.  </w:t>
+        <w:t xml:space="preserve">________________</w:t>
       </w:r>
       <w:r>
         <w:rPr>
           <w:sz w:val="22"/>
           <w:szCs w:val="22"/>
         </w:rPr>
-        <w:t xml:space="preserve">To put numbers in for the letters and work out the value is to ___.</w:t>
+        <w:t xml:space="preserve">.</w:t>
+      </w:r>
+    </w:p>
+    <w:p>
+      <w:pPr>
+        <w:keepLines/>
+        <w:spacing w:after="260" w:before="200"/>
+      </w:pPr>
+      <w:r>
+        <w:rPr>
+          <w:b/>
+          <w:bCs/>
+          <w:color w:val="12355B"/>
+          <w:sz w:val="22"/>
+          <w:szCs w:val="22"/>
+        </w:rPr>
+        <w:t xml:space="preserve">5.  </w:t>
+      </w:r>
+      <w:r>
+        <w:rPr>
+          <w:sz w:val="22"/>
+          <w:szCs w:val="22"/>
+        </w:rPr>
+        <w:t xml:space="preserve">A term that is just a number and never changes, like the 5 in 3x + 5, is a </w:t>
+      </w:r>
+      <w:r>
+        <w:rPr>
+          <w:sz w:val="22"/>
+          <w:szCs w:val="22"/>
+        </w:rPr>
+        <w:t xml:space="preserve">________________</w:t>
+      </w:r>
+      <w:r>
+        <w:rPr>
+          <w:sz w:val="22"/>
+          <w:szCs w:val="22"/>
+        </w:rPr>
+        <w:t xml:space="preserve">.</w:t>
+      </w:r>
+    </w:p>
+    <w:p>
+      <w:pPr>
+        <w:keepLines/>
+        <w:spacing w:after="260" w:before="200"/>
+      </w:pPr>
+      <w:r>
+        <w:rPr>
+          <w:b/>
+          <w:bCs/>
+          <w:color w:val="12355B"/>
+          <w:sz w:val="22"/>
+          <w:szCs w:val="22"/>
+        </w:rPr>
+        <w:t xml:space="preserve">6.  </w:t>
+      </w:r>
+      <w:r>
+        <w:rPr>
+          <w:sz w:val="22"/>
+          <w:szCs w:val="22"/>
+        </w:rPr>
+        <w:t xml:space="preserve">Terms with the same variable part are </w:t>
+      </w:r>
+      <w:r>
+        <w:rPr>
+          <w:sz w:val="22"/>
+          <w:szCs w:val="22"/>
+        </w:rPr>
+        <w:t xml:space="preserve">________________</w:t>
+      </w:r>
+      <w:r>
+        <w:rPr>
+          <w:sz w:val="22"/>
+          <w:szCs w:val="22"/>
+        </w:rPr>
+        <w:t xml:space="preserve">.</w:t>
+      </w:r>
+    </w:p>
+    <w:p>
+      <w:pPr>
+        <w:keepLines/>
+        <w:spacing w:after="260" w:before="200"/>
+      </w:pPr>
+      <w:r>
+        <w:rPr>
+          <w:b/>
+          <w:bCs/>
+          <w:color w:val="12355B"/>
+          <w:sz w:val="22"/>
+          <w:szCs w:val="22"/>
+        </w:rPr>
+        <w:t xml:space="preserve">7.  </w:t>
+      </w:r>
+      <w:r>
+        <w:rPr>
+          <w:sz w:val="22"/>
+          <w:szCs w:val="22"/>
+        </w:rPr>
+        <w:t xml:space="preserve">Replace the variable with a given number before you </w:t>
+      </w:r>
+      <w:r>
+        <w:rPr>
+          <w:sz w:val="22"/>
+          <w:szCs w:val="22"/>
+        </w:rPr>
+        <w:t xml:space="preserve">________________</w:t>
+      </w:r>
+      <w:r>
+        <w:rPr>
+          <w:sz w:val="22"/>
+          <w:szCs w:val="22"/>
+        </w:rPr>
+        <w:t xml:space="preserve"> the expression.</w:t>
+      </w:r>
+    </w:p>
+    <w:p>
+      <w:pPr>
+        <w:keepLines/>
+        <w:spacing w:after="260" w:before="200"/>
+      </w:pPr>
+      <w:r>
+        <w:rPr>
+          <w:b/>
+          <w:bCs/>
+          <w:color w:val="12355B"/>
+          <w:sz w:val="22"/>
+          <w:szCs w:val="22"/>
+        </w:rPr>
+        <w:t xml:space="preserve">8.  </w:t>
+      </w:r>
+      <w:r>
+        <w:rPr>
+          <w:sz w:val="22"/>
+          <w:szCs w:val="22"/>
+        </w:rPr>
+        <w:t xml:space="preserve">To put numbers in for the letters and work out the value is to </w:t>
+      </w:r>
+      <w:r>
+        <w:rPr>
+          <w:sz w:val="22"/>
+          <w:szCs w:val="22"/>
+        </w:rPr>
+        <w:t xml:space="preserve">________________</w:t>
+      </w:r>
+      <w:r>
+        <w:rPr>
+          <w:sz w:val="22"/>
+          <w:szCs w:val="22"/>
+        </w:rPr>
+        <w:t xml:space="preserve">.</w:t>
       </w:r>
     </w:p>
     <w:p>
       <w:pPr>
         <w:pStyle w:val="Heading1"/>
-        <w:pageBreakBefore/>
+        <w:keepNext/>
+        <w:keepLines/>
         <w:pBdr>
           <w:bottom w:val="single" w:color="1FA6A2" w:sz="14" w:space="6"/>
         </w:pBdr>
-        <w:spacing w:after="140" w:before="0"/>
+        <w:spacing w:after="140" w:before="300"/>
       </w:pPr>
       <w:r>
         <w:rPr>
@@ -3046,11 +3171,12 @@
     <w:p>
       <w:pPr>
         <w:pStyle w:val="Heading1"/>
-        <w:pageBreakBefore/>
+        <w:keepNext/>
+        <w:keepLines/>
         <w:pBdr>
           <w:bottom w:val="single" w:color="1FA6A2" w:sz="14" w:space="6"/>
         </w:pBdr>
-        <w:spacing w:after="140" w:before="0"/>
+        <w:spacing w:after="140" w:before="300"/>
       </w:pPr>
       <w:r>
         <w:rPr>
@@ -3383,11 +3509,12 @@
     <w:p>
       <w:pPr>
         <w:pStyle w:val="Heading1"/>
-        <w:pageBreakBefore/>
+        <w:keepNext/>
+        <w:keepLines/>
         <w:pBdr>
           <w:bottom w:val="single" w:color="1FA6A2" w:sz="14" w:space="6"/>
         </w:pBdr>
-        <w:spacing w:after="140" w:before="0"/>
+        <w:spacing w:after="140" w:before="300"/>
       </w:pPr>
       <w:r>
         <w:rPr>
@@ -4108,11 +4235,12 @@
     <w:p>
       <w:pPr>
         <w:pStyle w:val="Heading1"/>
-        <w:pageBreakBefore/>
+        <w:keepNext/>
+        <w:keepLines/>
         <w:pBdr>
           <w:bottom w:val="single" w:color="1FA6A2" w:sz="14" w:space="6"/>
         </w:pBdr>
-        <w:spacing w:after="140" w:before="0"/>
+        <w:spacing w:after="140" w:before="300"/>
       </w:pPr>
       <w:r>
         <w:rPr>
@@ -4853,11 +4981,12 @@
     <w:p>
       <w:pPr>
         <w:pStyle w:val="Heading1"/>
-        <w:pageBreakBefore/>
+        <w:keepNext/>
+        <w:keepLines/>
         <w:pBdr>
           <w:bottom w:val="single" w:color="1FA6A2" w:sz="14" w:space="6"/>
         </w:pBdr>
-        <w:spacing w:after="140" w:before="0"/>
+        <w:spacing w:after="140" w:before="300"/>
       </w:pPr>
       <w:r>
         <w:rPr>
@@ -4970,6 +5099,8 @@
     <w:p>
       <w:pPr>
         <w:pStyle w:val="Heading1"/>
+        <w:keepNext/>
+        <w:keepLines/>
         <w:pageBreakBefore/>
         <w:pBdr>
           <w:bottom w:val="single" w:color="1FA6A2" w:sz="14" w:space="6"/>

--- a/lessons/6-5/downloads/6-5-notes-teacher.docx
+++ b/lessons/6-5/downloads/6-5-notes-teacher.docx
@@ -1903,47 +1903,6 @@
         <w:t xml:space="preserve">Write About the Math</w:t>
       </w:r>
     </w:p>
-    <w:p>
-      <w:pPr>
-        <w:spacing w:after="100"/>
-      </w:pPr>
-      <w:r>
-        <w:rPr>
-          <w:i/>
-          <w:iCs/>
-          <w:color w:val="5F6F80"/>
-          <w:sz w:val="19"/>
-          <w:szCs w:val="19"/>
-        </w:rPr>
-        <w:t xml:space="preserve">Use the support level you need. Every level answers the same math question.</w:t>
-      </w:r>
-    </w:p>
-    <w:p>
-      <w:pPr>
-        <w:pStyle w:val="Heading2"/>
-        <w:spacing w:after="80" w:before="180"/>
-      </w:pPr>
-      <w:r>
-        <w:rPr>
-          <w:b/>
-          <w:bCs/>
-          <w:color w:val="12355B"/>
-          <w:sz w:val="24"/>
-          <w:szCs w:val="24"/>
-        </w:rPr>
-        <w:t xml:space="preserve">1. Understand the Question</w:t>
-      </w:r>
-      <w:r>
-        <w:rPr>
-          <w:i/>
-          <w:iCs/>
-          <w:color w:val="B97A12"/>
-          <w:sz w:val="19"/>
-          <w:szCs w:val="19"/>
-        </w:rPr>
-        <w:t xml:space="preserve">   explain</w:t>
-      </w:r>
-    </w:p>
     <w:tbl>
       <w:tblPr>
         <w:tblW w:type="pct" w:w="100%"/>
@@ -1982,344 +1941,6 @@
               </w:rPr>
               <w:t xml:space="preserve">Write an expression for the total cost. What does each part of the expression represent?</w:t>
             </w:r>
-          </w:p>
-          <w:p>
-            <w:pPr>
-              <w:spacing w:after="0"/>
-            </w:pPr>
-            <w:r>
-              <w:rPr>
-                <w:b/>
-                <w:bCs/>
-                <w:color w:val="12355B"/>
-                <w:sz w:val="20"/>
-                <w:szCs w:val="20"/>
-              </w:rPr>
-              <w:t xml:space="preserve">Your job:  </w:t>
-            </w:r>
-            <w:r>
-              <w:rPr>
-                <w:sz w:val="20"/>
-                <w:szCs w:val="20"/>
-              </w:rPr>
-              <w:t xml:space="preserve">Answer the question. Use math evidence. Explain how the evidence proves your answer.</w:t>
-            </w:r>
-            <w:r>
-              <w:rPr>
-                <w:i/>
-                <w:iCs/>
-                <w:color w:val="5F6F80"/>
-                <w:sz w:val="18"/>
-                <w:szCs w:val="18"/>
-              </w:rPr>
-              <w:br/>
-              <w:t xml:space="preserve">Responde la pregunta. Usa evidencia matemática. Explica cómo la evidencia demuestra tu respuesta.</w:t>
-            </w:r>
-          </w:p>
-        </w:tc>
-      </w:tr>
-    </w:tbl>
-    <w:p>
-      <w:pPr>
-        <w:pStyle w:val="Heading2"/>
-        <w:spacing w:after="80" w:before="180"/>
-      </w:pPr>
-      <w:r>
-        <w:rPr>
-          <w:b/>
-          <w:bCs/>
-          <w:color w:val="12355B"/>
-          <w:sz w:val="24"/>
-          <w:szCs w:val="24"/>
-        </w:rPr>
-        <w:t xml:space="preserve">2. Plan Your Math Words</w:t>
-      </w:r>
-      <w:r>
-        <w:rPr>
-          <w:i/>
-          <w:iCs/>
-          <w:color w:val="1FA6A2"/>
-          <w:sz w:val="19"/>
-          <w:szCs w:val="19"/>
-        </w:rPr>
-        <w:t xml:space="preserve">   check at least two</w:t>
-      </w:r>
-    </w:p>
-    <w:p>
-      <w:pPr>
-        <w:spacing w:after="60"/>
-      </w:pPr>
-      <w:r>
-        <w:rPr>
-          <w:b/>
-          <w:bCs/>
-          <w:color w:val="1FA6A2"/>
-          <w:sz w:val="22"/>
-          <w:szCs w:val="22"/>
-        </w:rPr>
-        <w:t xml:space="preserve">☐  </w:t>
-      </w:r>
-      <w:r>
-        <w:rPr>
-          <w:b/>
-          <w:bCs/>
-          <w:color w:val="12355B"/>
-          <w:sz w:val="20"/>
-          <w:szCs w:val="20"/>
-        </w:rPr>
-        <w:t xml:space="preserve">Write Algebraic Expressions — </w:t>
-      </w:r>
-      <w:r>
-        <w:rPr>
-          <w:sz w:val="20"/>
-          <w:szCs w:val="20"/>
-        </w:rPr>
-        <w:t xml:space="preserve">Translate words or a situation into numbers, variables, and operation symbols.</w:t>
-      </w:r>
-      <w:r>
-        <w:rPr>
-          <w:i/>
-          <w:iCs/>
-          <w:color w:val="5F6F80"/>
-          <w:sz w:val="18"/>
-          <w:szCs w:val="18"/>
-        </w:rPr>
-        <w:br/>
-        <w:t xml:space="preserve">Escribir expresiones algebraicas — Traducir palabras o una situación a números, variables y símbolos de operaciones.</w:t>
-      </w:r>
-    </w:p>
-    <w:p>
-      <w:pPr>
-        <w:spacing w:after="60"/>
-      </w:pPr>
-      <w:r>
-        <w:rPr>
-          <w:b/>
-          <w:bCs/>
-          <w:color w:val="1FA6A2"/>
-          <w:sz w:val="22"/>
-          <w:szCs w:val="22"/>
-        </w:rPr>
-        <w:t xml:space="preserve">☐  </w:t>
-      </w:r>
-      <w:r>
-        <w:rPr>
-          <w:b/>
-          <w:bCs/>
-          <w:color w:val="12355B"/>
-          <w:sz w:val="20"/>
-          <w:szCs w:val="20"/>
-        </w:rPr>
-        <w:t xml:space="preserve">Variable — </w:t>
-      </w:r>
-      <w:r>
-        <w:rPr>
-          <w:sz w:val="20"/>
-          <w:szCs w:val="20"/>
-        </w:rPr>
-        <w:t xml:space="preserve">A letter that stands for a number that is unknown or can change.</w:t>
-      </w:r>
-      <w:r>
-        <w:rPr>
-          <w:i/>
-          <w:iCs/>
-          <w:color w:val="5F6F80"/>
-          <w:sz w:val="18"/>
-          <w:szCs w:val="18"/>
-        </w:rPr>
-        <w:br/>
-        <w:t xml:space="preserve">Variable — Una letra que representa un número desconocido o que puede cambiar.</w:t>
-      </w:r>
-    </w:p>
-    <w:p>
-      <w:pPr>
-        <w:spacing w:after="60"/>
-      </w:pPr>
-      <w:r>
-        <w:rPr>
-          <w:b/>
-          <w:bCs/>
-          <w:color w:val="1FA6A2"/>
-          <w:sz w:val="22"/>
-          <w:szCs w:val="22"/>
-        </w:rPr>
-        <w:t xml:space="preserve">☐  </w:t>
-      </w:r>
-      <w:r>
-        <w:rPr>
-          <w:b/>
-          <w:bCs/>
-          <w:color w:val="12355B"/>
-          <w:sz w:val="20"/>
-          <w:szCs w:val="20"/>
-        </w:rPr>
-        <w:t xml:space="preserve">Algebraic Expression — </w:t>
-      </w:r>
-      <w:r>
-        <w:rPr>
-          <w:sz w:val="20"/>
-          <w:szCs w:val="20"/>
-        </w:rPr>
-        <w:t xml:space="preserve">A math phrase that has at least one letter.</w:t>
-      </w:r>
-      <w:r>
-        <w:rPr>
-          <w:i/>
-          <w:iCs/>
-          <w:color w:val="5F6F80"/>
-          <w:sz w:val="18"/>
-          <w:szCs w:val="18"/>
-        </w:rPr>
-        <w:br/>
-        <w:t xml:space="preserve">Expresión algebraica — Una frase matemática que tiene al menos una letra.</w:t>
-      </w:r>
-    </w:p>
-    <w:p>
-      <w:pPr>
-        <w:spacing w:after="60"/>
-      </w:pPr>
-      <w:r>
-        <w:rPr>
-          <w:b/>
-          <w:bCs/>
-          <w:color w:val="1FA6A2"/>
-          <w:sz w:val="22"/>
-          <w:szCs w:val="22"/>
-        </w:rPr>
-        <w:t xml:space="preserve">☐  </w:t>
-      </w:r>
-      <w:r>
-        <w:rPr>
-          <w:b/>
-          <w:bCs/>
-          <w:color w:val="12355B"/>
-          <w:sz w:val="20"/>
-          <w:szCs w:val="20"/>
-        </w:rPr>
-        <w:t xml:space="preserve">Coefficient — </w:t>
-      </w:r>
-      <w:r>
-        <w:rPr>
-          <w:sz w:val="20"/>
-          <w:szCs w:val="20"/>
-        </w:rPr>
-        <w:t xml:space="preserve">The number in front of a letter, like the 3 in 3x.</w:t>
-      </w:r>
-      <w:r>
-        <w:rPr>
-          <w:i/>
-          <w:iCs/>
-          <w:color w:val="5F6F80"/>
-          <w:sz w:val="18"/>
-          <w:szCs w:val="18"/>
-        </w:rPr>
-        <w:br/>
-        <w:t xml:space="preserve">Coeficiente — El número frente a una letra, como el 3 en 3x.</w:t>
-      </w:r>
-    </w:p>
-    <w:p>
-      <w:pPr>
-        <w:spacing w:after="60"/>
-      </w:pPr>
-      <w:r>
-        <w:rPr>
-          <w:b/>
-          <w:bCs/>
-          <w:color w:val="1FA6A2"/>
-          <w:sz w:val="22"/>
-          <w:szCs w:val="22"/>
-        </w:rPr>
-        <w:t xml:space="preserve">☐  </w:t>
-      </w:r>
-      <w:r>
-        <w:rPr>
-          <w:b/>
-          <w:bCs/>
-          <w:color w:val="12355B"/>
-          <w:sz w:val="20"/>
-          <w:szCs w:val="20"/>
-        </w:rPr>
-        <w:t xml:space="preserve">Constant — </w:t>
-      </w:r>
-      <w:r>
-        <w:rPr>
-          <w:sz w:val="20"/>
-          <w:szCs w:val="20"/>
-        </w:rPr>
-        <w:t xml:space="preserve">A fixed number in an expression or equation that does not change.</w:t>
-      </w:r>
-      <w:r>
-        <w:rPr>
-          <w:i/>
-          <w:iCs/>
-          <w:color w:val="5F6F80"/>
-          <w:sz w:val="18"/>
-          <w:szCs w:val="18"/>
-        </w:rPr>
-        <w:br/>
-        <w:t xml:space="preserve">Constante — Un número fijo en una expresión o ecuación que no cambia.</w:t>
-      </w:r>
-    </w:p>
-    <w:tbl>
-      <w:tblPr>
-        <w:tblW w:type="pct" w:w="100%"/>
-        <w:tblBorders>
-          <w:top w:val="single" w:color="1FA6A2" w:sz="8"/>
-          <w:left w:val="single" w:color="1FA6A2" w:sz="8"/>
-          <w:bottom w:val="single" w:color="1FA6A2" w:sz="8"/>
-          <w:right w:val="single" w:color="1FA6A2" w:sz="8"/>
-          <w:insideH w:val="single" w:color="auto" w:sz="4"/>
-          <w:insideV w:val="single" w:color="auto" w:sz="4"/>
-        </w:tblBorders>
-      </w:tblPr>
-      <w:tblGrid>
-        <w:gridCol w:w="100"/>
-      </w:tblGrid>
-      <w:tr>
-        <w:tc>
-          <w:tcPr>
-            <w:shd w:fill="F7FFFD" w:color="auto" w:val="clear"/>
-            <w:tcMar>
-              <w:top w:type="dxa" w:w="120"/>
-              <w:left w:type="dxa" w:w="180"/>
-              <w:bottom w:type="dxa" w:w="120"/>
-              <w:right w:type="dxa" w:w="180"/>
-            </w:tcMar>
-          </w:tcPr>
-          <w:p>
-            <w:pPr>
-              <w:spacing w:after="50"/>
-            </w:pPr>
-            <w:r>
-              <w:rPr>
-                <w:b/>
-                <w:bCs/>
-                <w:color w:val="1FA6A2"/>
-                <w:sz w:val="20"/>
-                <w:szCs w:val="20"/>
-              </w:rPr>
-              <w:t xml:space="preserve">Say it first:  </w:t>
-            </w:r>
-            <w:r>
-              <w:rPr>
-                <w:sz w:val="20"/>
-                <w:szCs w:val="20"/>
-              </w:rPr>
-              <w:t xml:space="preserve">Say your idea to a partner or quietly to yourself before you write.</w:t>
-            </w:r>
-          </w:p>
-          <w:p>
-            <w:pPr>
-              <w:spacing w:after="60"/>
-            </w:pPr>
-            <w:r>
-              <w:rPr>
-                <w:color w:val="1A2733"/>
-                <w:sz w:val="21"/>
-                <w:szCs w:val="21"/>
-              </w:rPr>
-              <w:t xml:space="preserve">The total cost is ___ + ___h. The ___ represents the ___ and ___h represents the ___.</w:t>
-            </w:r>
             <w:r>
               <w:rPr>
                 <w:i/>
@@ -2329,7 +1950,7 @@
                 <w:szCs w:val="19"/>
               </w:rPr>
               <w:br/>
-              <w:t xml:space="preserve">Di tu respuesta primero: Mi respuesta es ___ porque ___.</w:t>
+              <w:t xml:space="preserve">Escribe una expresión para el costo total. ¿Qué representa cada parte de la expresión?</w:t>
             </w:r>
           </w:p>
         </w:tc>
@@ -2337,28 +1958,192 @@
     </w:tbl>
     <w:p>
       <w:pPr>
-        <w:pStyle w:val="Heading2"/>
-        <w:spacing w:after="80" w:before="180"/>
-      </w:pPr>
-      <w:r>
-        <w:rPr>
-          <w:b/>
-          <w:bCs/>
-          <w:color w:val="12355B"/>
-          <w:sz w:val="24"/>
-          <w:szCs w:val="24"/>
-        </w:rPr>
-        <w:t xml:space="preserve">3. Build Your Explanation</w:t>
-      </w:r>
+        <w:spacing w:after="100"/>
+      </w:pPr>
       <w:r>
         <w:rPr>
           <w:i/>
           <w:iCs/>
-          <w:color w:val="B97A12"/>
+          <w:color w:val="5F6F80"/>
           <w:sz w:val="19"/>
           <w:szCs w:val="19"/>
         </w:rPr>
-        <w:t xml:space="preserve">   choose your support</w:t>
+        <w:t xml:space="preserve">Say your answer to a partner first. Then write it, using at least two of these words:</w:t>
+      </w:r>
+    </w:p>
+    <w:p>
+      <w:pPr>
+        <w:spacing w:after="40"/>
+      </w:pPr>
+      <w:r>
+        <w:rPr>
+          <w:b/>
+          <w:bCs/>
+          <w:color w:val="1FA6A2"/>
+          <w:sz w:val="22"/>
+          <w:szCs w:val="22"/>
+        </w:rPr>
+        <w:t xml:space="preserve">☐  </w:t>
+      </w:r>
+      <w:r>
+        <w:rPr>
+          <w:b/>
+          <w:bCs/>
+          <w:color w:val="12355B"/>
+          <w:sz w:val="20"/>
+          <w:szCs w:val="20"/>
+        </w:rPr>
+        <w:t xml:space="preserve">Variable</w:t>
+      </w:r>
+      <w:r>
+        <w:rPr>
+          <w:i/>
+          <w:iCs/>
+          <w:color w:val="5F6F80"/>
+          <w:sz w:val="18"/>
+          <w:szCs w:val="18"/>
+        </w:rPr>
+        <w:t xml:space="preserve">  ·  Variable</w:t>
+      </w:r>
+    </w:p>
+    <w:p>
+      <w:pPr>
+        <w:spacing w:after="40"/>
+      </w:pPr>
+      <w:r>
+        <w:rPr>
+          <w:b/>
+          <w:bCs/>
+          <w:color w:val="1FA6A2"/>
+          <w:sz w:val="22"/>
+          <w:szCs w:val="22"/>
+        </w:rPr>
+        <w:t xml:space="preserve">☐  </w:t>
+      </w:r>
+      <w:r>
+        <w:rPr>
+          <w:b/>
+          <w:bCs/>
+          <w:color w:val="12355B"/>
+          <w:sz w:val="20"/>
+          <w:szCs w:val="20"/>
+        </w:rPr>
+        <w:t xml:space="preserve">Algebraic Expression</w:t>
+      </w:r>
+      <w:r>
+        <w:rPr>
+          <w:i/>
+          <w:iCs/>
+          <w:color w:val="5F6F80"/>
+          <w:sz w:val="18"/>
+          <w:szCs w:val="18"/>
+        </w:rPr>
+        <w:t xml:space="preserve">  ·  Expresión algebraica</w:t>
+      </w:r>
+    </w:p>
+    <w:p>
+      <w:pPr>
+        <w:spacing w:after="40"/>
+      </w:pPr>
+      <w:r>
+        <w:rPr>
+          <w:b/>
+          <w:bCs/>
+          <w:color w:val="1FA6A2"/>
+          <w:sz w:val="22"/>
+          <w:szCs w:val="22"/>
+        </w:rPr>
+        <w:t xml:space="preserve">☐  </w:t>
+      </w:r>
+      <w:r>
+        <w:rPr>
+          <w:b/>
+          <w:bCs/>
+          <w:color w:val="12355B"/>
+          <w:sz w:val="20"/>
+          <w:szCs w:val="20"/>
+        </w:rPr>
+        <w:t xml:space="preserve">Coefficient</w:t>
+      </w:r>
+      <w:r>
+        <w:rPr>
+          <w:i/>
+          <w:iCs/>
+          <w:color w:val="5F6F80"/>
+          <w:sz w:val="18"/>
+          <w:szCs w:val="18"/>
+        </w:rPr>
+        <w:t xml:space="preserve">  ·  Coeficiente</w:t>
+      </w:r>
+    </w:p>
+    <w:p>
+      <w:pPr>
+        <w:spacing w:after="40"/>
+      </w:pPr>
+      <w:r>
+        <w:rPr>
+          <w:b/>
+          <w:bCs/>
+          <w:color w:val="1FA6A2"/>
+          <w:sz w:val="22"/>
+          <w:szCs w:val="22"/>
+        </w:rPr>
+        <w:t xml:space="preserve">☐  </w:t>
+      </w:r>
+      <w:r>
+        <w:rPr>
+          <w:b/>
+          <w:bCs/>
+          <w:color w:val="12355B"/>
+          <w:sz w:val="20"/>
+          <w:szCs w:val="20"/>
+        </w:rPr>
+        <w:t xml:space="preserve">Constant</w:t>
+      </w:r>
+      <w:r>
+        <w:rPr>
+          <w:i/>
+          <w:iCs/>
+          <w:color w:val="5F6F80"/>
+          <w:sz w:val="18"/>
+          <w:szCs w:val="18"/>
+        </w:rPr>
+        <w:t xml:space="preserve">  ·  Constante</w:t>
+      </w:r>
+    </w:p>
+    <w:p>
+      <w:pPr>
+        <w:spacing w:after="40"/>
+      </w:pPr>
+      <w:r>
+        <w:rPr>
+          <w:b/>
+          <w:bCs/>
+          <w:color w:val="1FA6A2"/>
+          <w:sz w:val="22"/>
+          <w:szCs w:val="22"/>
+        </w:rPr>
+        <w:t xml:space="preserve">☐  </w:t>
+      </w:r>
+      <w:r>
+        <w:rPr>
+          <w:b/>
+          <w:bCs/>
+          <w:color w:val="12355B"/>
+          <w:sz w:val="20"/>
+          <w:szCs w:val="20"/>
+        </w:rPr>
+        <w:t xml:space="preserve">Like terms</w:t>
+      </w:r>
+      <w:r>
+        <w:rPr>
+          <w:i/>
+          <w:iCs/>
+          <w:color w:val="5F6F80"/>
+          <w:sz w:val="18"/>
+          <w:szCs w:val="18"/>
+        </w:rPr>
+        <w:t xml:space="preserve">  ·  Términos semejantes</w:t>
       </w:r>
     </w:p>
     <w:tbl>
@@ -2389,21 +2174,6 @@
           </w:tcPr>
           <w:p>
             <w:pPr>
-              <w:spacing w:after="50"/>
-            </w:pPr>
-            <w:r>
-              <w:rPr>
-                <w:i/>
-                <w:iCs/>
-                <w:color w:val="5F6F80"/>
-                <w:sz w:val="19"/>
-                <w:szCs w:val="19"/>
-              </w:rPr>
-              <w:t xml:space="preserve">This model shows the parts of an explanation. It does not answer your writing question.</w:t>
-            </w:r>
-          </w:p>
-          <w:p>
-            <w:pPr>
               <w:spacing w:after="80"/>
             </w:pPr>
             <w:r>
@@ -2414,58 +2184,14 @@
                 <w:sz w:val="19"/>
                 <w:szCs w:val="19"/>
               </w:rPr>
-              <w:t xml:space="preserve">Claim:  </w:t>
+              <w:t xml:space="preserve">Model:  </w:t>
             </w:r>
             <w:r>
               <w:rPr>
                 <w:sz w:val="19"/>
                 <w:szCs w:val="19"/>
               </w:rPr>
-              <w:t xml:space="preserve">Write 12t + 50: the 12t grows with tickets, the 50 stays fixed.</w:t>
-            </w:r>
-          </w:p>
-          <w:p>
-            <w:pPr>
-              <w:spacing w:after="80"/>
-            </w:pPr>
-            <w:r>
-              <w:rPr>
-                <w:b/>
-                <w:bCs/>
-                <w:color w:val="12355B"/>
-                <w:sz w:val="19"/>
-                <w:szCs w:val="19"/>
-              </w:rPr>
-              <w:t xml:space="preserve">Evidence:  </w:t>
-            </w:r>
-            <w:r>
-              <w:rPr>
-                <w:sz w:val="19"/>
-                <w:szCs w:val="19"/>
-              </w:rPr>
-              <w:t xml:space="preserve">Students write 12t + 50, identify t as the variable number of tickets, 12 as the coefficient (price per ticket), and 50 as the constant venue fee that does not change.</w:t>
-            </w:r>
-          </w:p>
-          <w:p>
-            <w:pPr>
-              <w:spacing w:after="80"/>
-            </w:pPr>
-            <w:r>
-              <w:rPr>
-                <w:b/>
-                <w:bCs/>
-                <w:color w:val="12355B"/>
-                <w:sz w:val="19"/>
-                <w:szCs w:val="19"/>
-              </w:rPr>
-              <w:t xml:space="preserve">Reasoning:  </w:t>
-            </w:r>
-            <w:r>
-              <w:rPr>
-                <w:sz w:val="19"/>
-                <w:szCs w:val="19"/>
-              </w:rPr>
-              <w:t xml:space="preserve">This evidence connects the definition of algebraic expression to the mathematical claim.</w:t>
+              <w:t xml:space="preserve">Key words name the operation, and 'less than' reverses the order. — A strong answer matches key words to operations (sum/more than = add, less than = subtract, product = multiply) and explains '12 less than g' starts with g, giving g − 12.</w:t>
             </w:r>
           </w:p>
         </w:tc>
@@ -2544,7 +2270,7 @@
           <w:sz w:val="21"/>
           <w:szCs w:val="21"/>
         </w:rPr>
-        <w:t xml:space="preserve">My answer is ___.</w:t>
+        <w:t xml:space="preserve">My answer is ___ because ___.</w:t>
       </w:r>
       <w:r>
         <w:rPr>
@@ -2555,7 +2281,7 @@
           <w:szCs w:val="19"/>
         </w:rPr>
         <w:br/>
-        <w:t xml:space="preserve">Mi respuesta es ___.</w:t>
+        <w:t xml:space="preserve">Mi respuesta es ___ porque ___.</w:t>
       </w:r>
     </w:p>
     <w:tbl>
@@ -2695,7 +2421,7 @@
           <w:sz w:val="21"/>
           <w:szCs w:val="21"/>
         </w:rPr>
-        <w:t xml:space="preserve">I know because ___.</w:t>
+        <w:t xml:space="preserve">My evidence is ___, so ___.</w:t>
       </w:r>
       <w:r>
         <w:rPr>
@@ -2706,31 +2432,7 @@
           <w:szCs w:val="19"/>
         </w:rPr>
         <w:br/>
-        <w:t xml:space="preserve">Lo sé porque ___.</w:t>
-      </w:r>
-    </w:p>
-    <w:p>
-      <w:pPr>
-        <w:spacing w:after="60"/>
-      </w:pPr>
-      <w:r>
-        <w:rPr>
-          <w:color w:val="1A2733"/>
-          <w:sz w:val="21"/>
-          <w:szCs w:val="21"/>
-        </w:rPr>
-        <w:t xml:space="preserve">So ___.</w:t>
-      </w:r>
-      <w:r>
-        <w:rPr>
-          <w:i/>
-          <w:iCs/>
-          <w:color w:val="5F6F80"/>
-          <w:sz w:val="19"/>
-          <w:szCs w:val="19"/>
-        </w:rPr>
-        <w:br/>
-        <w:t xml:space="preserve">Entonces ___.</w:t>
+        <w:t xml:space="preserve">Mi evidencia es ___, entonces ___.</w:t>
       </w:r>
     </w:p>
     <w:tbl>
@@ -2836,78 +2538,6 @@
         <w:t xml:space="preserve">Escribe una afirmación, da evidencia matemática y explica tu razonamiento.</w:t>
       </w:r>
     </w:p>
-    <w:p>
-      <w:pPr>
-        <w:spacing w:after="60"/>
-      </w:pPr>
-      <w:r>
-        <w:rPr>
-          <w:color w:val="1A2733"/>
-          <w:sz w:val="21"/>
-          <w:szCs w:val="21"/>
-        </w:rPr>
-        <w:t xml:space="preserve">My claim is ___.</w:t>
-      </w:r>
-      <w:r>
-        <w:rPr>
-          <w:i/>
-          <w:iCs/>
-          <w:color w:val="5F6F80"/>
-          <w:sz w:val="19"/>
-          <w:szCs w:val="19"/>
-        </w:rPr>
-        <w:br/>
-        <w:t xml:space="preserve">Mi afirmación es ___.</w:t>
-      </w:r>
-    </w:p>
-    <w:p>
-      <w:pPr>
-        <w:spacing w:after="60"/>
-      </w:pPr>
-      <w:r>
-        <w:rPr>
-          <w:color w:val="1A2733"/>
-          <w:sz w:val="21"/>
-          <w:szCs w:val="21"/>
-        </w:rPr>
-        <w:t xml:space="preserve">My math evidence is ___.</w:t>
-      </w:r>
-      <w:r>
-        <w:rPr>
-          <w:i/>
-          <w:iCs/>
-          <w:color w:val="5F6F80"/>
-          <w:sz w:val="19"/>
-          <w:szCs w:val="19"/>
-        </w:rPr>
-        <w:br/>
-        <w:t xml:space="preserve">Mi evidencia matemática es ___.</w:t>
-      </w:r>
-    </w:p>
-    <w:p>
-      <w:pPr>
-        <w:spacing w:after="60"/>
-      </w:pPr>
-      <w:r>
-        <w:rPr>
-          <w:color w:val="1A2733"/>
-          <w:sz w:val="21"/>
-          <w:szCs w:val="21"/>
-        </w:rPr>
-        <w:t xml:space="preserve">This proves ___ because ___.</w:t>
-      </w:r>
-      <w:r>
-        <w:rPr>
-          <w:i/>
-          <w:iCs/>
-          <w:color w:val="5F6F80"/>
-          <w:sz w:val="19"/>
-          <w:szCs w:val="19"/>
-        </w:rPr>
-        <w:br/>
-        <w:t xml:space="preserve">Esto demuestra ___ porque ___.</w:t>
-      </w:r>
-    </w:p>
     <w:tbl>
       <w:tblPr>
         <w:tblW w:type="pct" w:w="100%"/>
@@ -2990,7 +2620,7 @@
           <w:sz w:val="24"/>
           <w:szCs w:val="24"/>
         </w:rPr>
-        <w:t xml:space="preserve">4. Check Your Explanation</w:t>
+        <w:t xml:space="preserve">Check Your Explanation</w:t>
       </w:r>
       <w:r>
         <w:rPr>
@@ -3000,7 +2630,7 @@
           <w:sz w:val="19"/>
           <w:szCs w:val="19"/>
         </w:rPr>
-        <w:t xml:space="preserve">   five quick checks</w:t>
+        <w:t xml:space="preserve">   three quick checks</w:t>
       </w:r>
     </w:p>
     <w:p>
@@ -3024,17 +2654,6 @@
         </w:rPr>
         <w:t xml:space="preserve">I answered the question.</w:t>
       </w:r>
-      <w:r>
-        <w:rPr>
-          <w:i/>
-          <w:iCs/>
-          <w:color w:val="5F6F80"/>
-          <w:sz w:val="18"/>
-          <w:szCs w:val="18"/>
-        </w:rPr>
-        <w:br/>
-        <w:t xml:space="preserve">Respondí la pregunta.</w:t>
-      </w:r>
     </w:p>
     <w:p>
       <w:pPr>
@@ -3055,18 +2674,7 @@
           <w:sz w:val="20"/>
           <w:szCs w:val="20"/>
         </w:rPr>
-        <w:t xml:space="preserve">I used math evidence: numbers, an equation, a model, or a comparison.</w:t>
-      </w:r>
-      <w:r>
-        <w:rPr>
-          <w:i/>
-          <w:iCs/>
-          <w:color w:val="5F6F80"/>
-          <w:sz w:val="18"/>
-          <w:szCs w:val="18"/>
-        </w:rPr>
-        <w:br/>
-        <w:t xml:space="preserve">Usé evidencia matemática: números, una ecuación, un modelo o una comparación.</w:t>
+        <w:t xml:space="preserve">I used math evidence: numbers, an equation, or a model.</w:t>
       </w:r>
     </w:p>
     <w:p>
@@ -3088,84 +2696,7 @@
           <w:sz w:val="20"/>
           <w:szCs w:val="20"/>
         </w:rPr>
-        <w:t xml:space="preserve">I explained how the evidence proves my answer.</w:t>
-      </w:r>
-      <w:r>
-        <w:rPr>
-          <w:i/>
-          <w:iCs/>
-          <w:color w:val="5F6F80"/>
-          <w:sz w:val="18"/>
-          <w:szCs w:val="18"/>
-        </w:rPr>
-        <w:br/>
-        <w:t xml:space="preserve">Expliqué cómo la evidencia demuestra mi respuesta.</w:t>
-      </w:r>
-    </w:p>
-    <w:p>
-      <w:pPr>
-        <w:spacing w:after="80"/>
-      </w:pPr>
-      <w:r>
-        <w:rPr>
-          <w:b/>
-          <w:bCs/>
-          <w:color w:val="1FA6A2"/>
-          <w:sz w:val="22"/>
-          <w:szCs w:val="22"/>
-        </w:rPr>
-        <w:t xml:space="preserve">☐  </w:t>
-      </w:r>
-      <w:r>
-        <w:rPr>
-          <w:sz w:val="20"/>
-          <w:szCs w:val="20"/>
-        </w:rPr>
         <w:t xml:space="preserve">I used at least two math words.</w:t>
-      </w:r>
-      <w:r>
-        <w:rPr>
-          <w:i/>
-          <w:iCs/>
-          <w:color w:val="5F6F80"/>
-          <w:sz w:val="18"/>
-          <w:szCs w:val="18"/>
-        </w:rPr>
-        <w:br/>
-        <w:t xml:space="preserve">Usé por lo menos dos palabras matemáticas.</w:t>
-      </w:r>
-    </w:p>
-    <w:p>
-      <w:pPr>
-        <w:spacing w:after="80"/>
-      </w:pPr>
-      <w:r>
-        <w:rPr>
-          <w:b/>
-          <w:bCs/>
-          <w:color w:val="1FA6A2"/>
-          <w:sz w:val="22"/>
-          <w:szCs w:val="22"/>
-        </w:rPr>
-        <w:t xml:space="preserve">☐  </w:t>
-      </w:r>
-      <w:r>
-        <w:rPr>
-          <w:sz w:val="20"/>
-          <w:szCs w:val="20"/>
-        </w:rPr>
-        <w:t xml:space="preserve">I reread complete sentences and punctuation.</w:t>
-      </w:r>
-      <w:r>
-        <w:rPr>
-          <w:i/>
-          <w:iCs/>
-          <w:color w:val="5F6F80"/>
-          <w:sz w:val="18"/>
-          <w:szCs w:val="18"/>
-        </w:rPr>
-        <w:br/>
-        <w:t xml:space="preserve">Volví a leer mis oraciones completas y la puntuación.</w:t>
       </w:r>
     </w:p>
     <w:p>
@@ -3253,7 +2784,7 @@
                 <w:sz w:val="22"/>
                 <w:szCs w:val="22"/>
               </w:rPr>
-              <w:t xml:space="preserve">Concert Planner</w:t>
+              <w:t xml:space="preserve">Class Field Day</w:t>
             </w:r>
           </w:p>
           <w:p>
@@ -3265,7 +2796,7 @@
                 <w:sz w:val="21"/>
                 <w:szCs w:val="21"/>
               </w:rPr>
-              <w:t xml:space="preserve">You're planning a concert at the music studio. Tickets cost $12 each, and there's a flat $50 venue fee no matter how many people attend. If t represents the number of tickets sold, how would you write an expression for the total revenue?</w:t>
+              <w:t xml:space="preserve">Evelyn is helping to plan the sixth-grade field day. The committee will order the items shown for each student participating in field day. They do not yet know how many students will be participating. The shipping cost for all items is a one-time cost of $23.50. What expression can Evelyn use to determine how much the committee will need to purchase the items?</w:t>
             </w:r>
           </w:p>
         </w:tc>
@@ -3939,54 +3470,7 @@
           <w:sz w:val="21"/>
           <w:szCs w:val="21"/>
         </w:rPr>
-        <w:t xml:space="preserve">Tickets cost $12 each with a flat $50 venue fee. If t is the number of tickets, how would you write an expression for total revenue, and which part changes with the crowd?</w:t>
-      </w:r>
-    </w:p>
-    <w:p>
-      <w:pPr>
-        <w:spacing w:after="60"/>
-      </w:pPr>
-      <w:r>
-        <w:rPr>
-          <w:color w:val="1A2733"/>
-          <w:sz w:val="21"/>
-          <w:szCs w:val="21"/>
-        </w:rPr>
-        <w:t xml:space="preserve">Start with:  My expression is ___ because tickets cost $12 each.</w:t>
-      </w:r>
-      <w:r>
-        <w:rPr>
-          <w:i/>
-          <w:iCs/>
-          <w:color w:val="5F6F80"/>
-          <w:sz w:val="19"/>
-          <w:szCs w:val="19"/>
-        </w:rPr>
-        <w:br/>
-        <w:t xml:space="preserve">Mi expresión es ___ porque los boletos cuestan $12 cada uno.</w:t>
-      </w:r>
-    </w:p>
-    <w:p>
-      <w:pPr>
-        <w:spacing w:after="80"/>
-      </w:pPr>
-      <w:r>
-        <w:rPr>
-          <w:b/>
-          <w:bCs/>
-          <w:color w:val="12355B"/>
-          <w:sz w:val="19"/>
-          <w:szCs w:val="19"/>
-        </w:rPr>
-        <w:t xml:space="preserve">Word bank:  </w:t>
-      </w:r>
-      <w:r>
-        <w:rPr>
-          <w:color w:val="1FA6A2"/>
-          <w:sz w:val="19"/>
-          <w:szCs w:val="19"/>
-        </w:rPr>
-        <w:t xml:space="preserve">Variable,  Coefficient,  Constant,  Algebraic Expression</w:t>
+        <w:t xml:space="preserve">The items cost $1.50, $12.95 and $0.65 per student, plus one $23.50 shipping fee. Which of those numbers gets multiplied by the number of students, and which does not — and why?</w:t>
       </w:r>
     </w:p>
     <w:p>
@@ -5690,7 +5174,7 @@
           <w:sz w:val="20"/>
           <w:szCs w:val="20"/>
         </w:rPr>
-        <w:t xml:space="preserve">☐  I answered the question.</w:t>
+        <w:t xml:space="preserve">☐  The answer to the math question is correct.</w:t>
       </w:r>
     </w:p>
     <w:p>
@@ -5702,7 +5186,7 @@
           <w:sz w:val="20"/>
           <w:szCs w:val="20"/>
         </w:rPr>
-        <w:t xml:space="preserve">☐  I used math evidence: numbers, an equation, a model, or a comparison.</w:t>
+        <w:t xml:space="preserve">☐  The evidence is real lesson mathematics (numbers, equation, or model), not restated claim.</w:t>
       </w:r>
     </w:p>
     <w:p>
@@ -5714,31 +5198,7 @@
           <w:sz w:val="20"/>
           <w:szCs w:val="20"/>
         </w:rPr>
-        <w:t xml:space="preserve">☐  I explained how the evidence proves my answer.</w:t>
-      </w:r>
-    </w:p>
-    <w:p>
-      <w:pPr>
-        <w:spacing w:after="80"/>
-      </w:pPr>
-      <w:r>
-        <w:rPr>
-          <w:sz w:val="20"/>
-          <w:szCs w:val="20"/>
-        </w:rPr>
-        <w:t xml:space="preserve">☐  I used at least two math words.</w:t>
-      </w:r>
-    </w:p>
-    <w:p>
-      <w:pPr>
-        <w:spacing w:after="80"/>
-      </w:pPr>
-      <w:r>
-        <w:rPr>
-          <w:sz w:val="20"/>
-          <w:szCs w:val="20"/>
-        </w:rPr>
-        <w:t xml:space="preserve">☐  I reread complete sentences and punctuation.</w:t>
+        <w:t xml:space="preserve">☐  The support level changed the language scaffolding, never the mathematical expectation.</w:t>
       </w:r>
     </w:p>
     <w:sectPr>
